--- a/lessons/7-6/downloads/7-6-notes-teacher.docx
+++ b/lessons/7-6/downloads/7-6-notes-teacher.docx
@@ -14,7 +14,7 @@
           <w:sz w:val="18"/>
           <w:szCs w:val="18"/>
         </w:rPr>
-        <w:t xml:space="preserve">UNIT 7  ·  LESSON 6      STANDARD 6.EE.5</w:t>
+        <w:t xml:space="preserve">UNIT 7  ·  LESSON 6      STANDARD 6.AT.8</w:t>
       </w:r>
     </w:p>
     <w:p>
@@ -2553,6 +2553,32 @@
     </w:p>
     <w:p>
       <w:pPr>
+        <w:pStyle w:val="Heading2"/>
+        <w:spacing w:after="80" w:before="180"/>
+      </w:pPr>
+      <w:r>
+        <w:rPr>
+          <w:b/>
+          <w:bCs/>
+          <w:color w:val="12355B"/>
+          <w:sz w:val="24"/>
+          <w:szCs w:val="24"/>
+        </w:rPr>
+        <w:t xml:space="preserve">Level 1 Support</w:t>
+      </w:r>
+      <w:r>
+        <w:rPr>
+          <w:i/>
+          <w:iCs/>
+          <w:color w:val="1FA6A2"/>
+          <w:sz w:val="19"/>
+          <w:szCs w:val="19"/>
+        </w:rPr>
+        <w:t xml:space="preserve">   extra scaffolding</w:t>
+      </w:r>
+    </w:p>
+    <w:p>
+      <w:pPr>
         <w:keepNext/>
         <w:spacing w:after="60" w:before="160"/>
       </w:pPr>
@@ -2813,6 +2839,32 @@
     </w:tbl>
     <w:p>
       <w:pPr>
+        <w:pStyle w:val="Heading2"/>
+        <w:spacing w:after="80" w:before="180"/>
+      </w:pPr>
+      <w:r>
+        <w:rPr>
+          <w:b/>
+          <w:bCs/>
+          <w:color w:val="12355B"/>
+          <w:sz w:val="24"/>
+          <w:szCs w:val="24"/>
+        </w:rPr>
+        <w:t xml:space="preserve">On Level</w:t>
+      </w:r>
+      <w:r>
+        <w:rPr>
+          <w:i/>
+          <w:iCs/>
+          <w:color w:val="12355B"/>
+          <w:sz w:val="19"/>
+          <w:szCs w:val="19"/>
+        </w:rPr>
+        <w:t xml:space="preserve">   grade-level practice</w:t>
+      </w:r>
+    </w:p>
+    <w:p>
+      <w:pPr>
         <w:keepNext/>
         <w:spacing w:after="60" w:before="160"/>
       </w:pPr>
@@ -2943,136 +2995,6 @@
     </w:tbl>
     <w:p>
       <w:pPr>
-        <w:keepNext/>
-        <w:spacing w:after="60" w:before="160"/>
-      </w:pPr>
-      <w:r>
-        <w:rPr>
-          <w:b/>
-          <w:bCs/>
-          <w:color w:val="12355B"/>
-          <w:sz w:val="22"/>
-          <w:szCs w:val="22"/>
-        </w:rPr>
-        <w:t xml:space="preserve">4.  </w:t>
-      </w:r>
-      <w:r>
-        <w:rPr>
-          <w:b/>
-          <w:bCs/>
-          <w:sz w:val="21"/>
-          <w:szCs w:val="21"/>
-        </w:rPr>
-        <w:t xml:space="preserve">Clue 1: Which value is a solution of x &gt; 7?</w:t>
-      </w:r>
-    </w:p>
-    <w:p>
-      <w:pPr>
-        <w:spacing w:after="40"/>
-        <w:ind w:left="420"/>
-      </w:pPr>
-      <w:r>
-        <w:rPr>
-          <w:sz w:val="20"/>
-          <w:szCs w:val="20"/>
-        </w:rPr>
-        <w:t xml:space="preserve">A)  9</w:t>
-      </w:r>
-    </w:p>
-    <w:p>
-      <w:pPr>
-        <w:spacing w:after="40"/>
-        <w:ind w:left="420"/>
-      </w:pPr>
-      <w:r>
-        <w:rPr>
-          <w:sz w:val="20"/>
-          <w:szCs w:val="20"/>
-        </w:rPr>
-        <w:t xml:space="preserve">B)  7</w:t>
-      </w:r>
-    </w:p>
-    <w:p>
-      <w:pPr>
-        <w:spacing w:after="40"/>
-        <w:ind w:left="420"/>
-      </w:pPr>
-      <w:r>
-        <w:rPr>
-          <w:sz w:val="20"/>
-          <w:szCs w:val="20"/>
-        </w:rPr>
-        <w:t xml:space="preserve">C)  5</w:t>
-      </w:r>
-    </w:p>
-    <w:p>
-      <w:pPr>
-        <w:spacing w:after="40"/>
-        <w:ind w:left="420"/>
-      </w:pPr>
-      <w:r>
-        <w:rPr>
-          <w:sz w:val="20"/>
-          <w:szCs w:val="20"/>
-        </w:rPr>
-        <w:t xml:space="preserve">D)  3</w:t>
-      </w:r>
-    </w:p>
-    <w:p>
-      <w:pPr>
-        <w:spacing w:after="20"/>
-      </w:pPr>
-      <w:r>
-        <w:t xml:space="preserve"/>
-      </w:r>
-    </w:p>
-    <w:tbl>
-      <w:tblPr>
-        <w:tblW w:type="pct" w:w="100%"/>
-        <w:tblBorders>
-          <w:top w:val="single" w:color="C7D2DD" w:sz="6"/>
-          <w:left w:val="single" w:color="C7D2DD" w:sz="6"/>
-          <w:bottom w:val="single" w:color="C7D2DD" w:sz="6"/>
-          <w:right w:val="single" w:color="C7D2DD" w:sz="6"/>
-          <w:insideH w:val="single" w:color="auto" w:sz="4"/>
-          <w:insideV w:val="single" w:color="auto" w:sz="4"/>
-        </w:tblBorders>
-      </w:tblPr>
-      <w:tblGrid>
-        <w:gridCol w:w="100"/>
-      </w:tblGrid>
-      <w:tr>
-        <w:tc>
-          <w:tcPr>
-            <w:shd w:fill="FBF3E2" w:color="auto" w:val="clear"/>
-            <w:tcMar>
-              <w:top w:type="dxa" w:w="60"/>
-              <w:left w:type="dxa" w:w="120"/>
-              <w:bottom w:type="dxa" w:w="60"/>
-              <w:right w:type="dxa" w:w="120"/>
-            </w:tcMar>
-          </w:tcPr>
-          <w:p>
-            <w:pPr>
-              <w:spacing w:after="0" w:line="320"/>
-            </w:pPr>
-            <w:r>
-              <w:t xml:space="preserve"/>
-            </w:r>
-          </w:p>
-          <w:p>
-            <w:pPr>
-              <w:spacing w:after="0" w:line="320"/>
-            </w:pPr>
-            <w:r>
-              <w:t xml:space="preserve"/>
-            </w:r>
-          </w:p>
-        </w:tc>
-      </w:tr>
-    </w:tbl>
-    <w:p>
-      <w:pPr>
         <w:pStyle w:val="Heading1"/>
         <w:pageBreakBefore/>
         <w:pBdr>
@@ -3441,23 +3363,17 @@
     </w:p>
     <w:p>
       <w:pPr>
-        <w:spacing w:after="80"/>
-      </w:pPr>
-      <w:r>
-        <w:rPr>
-          <w:b/>
-          <w:bCs/>
-          <w:sz w:val="21"/>
-          <w:szCs w:val="21"/>
-        </w:rPr>
-        <w:t xml:space="preserve">1.  </w:t>
-      </w:r>
-      <w:r>
-        <w:rPr>
-          <w:sz w:val="21"/>
-          <w:szCs w:val="21"/>
-        </w:rPr>
-        <w:t xml:space="preserve">A)  x ≥ 15</w:t>
+        <w:spacing w:after="100"/>
+      </w:pPr>
+      <w:r>
+        <w:rPr>
+          <w:b/>
+          <w:bCs/>
+          <w:color w:val="B97A12"/>
+          <w:sz w:val="20"/>
+          <w:szCs w:val="20"/>
+        </w:rPr>
+        <w:t xml:space="preserve">Watch for this mistake:  </w:t>
       </w:r>
       <w:r>
         <w:rPr>
@@ -3467,7 +3383,23 @@
           <w:sz w:val="19"/>
           <w:szCs w:val="19"/>
         </w:rPr>
-        <w:t xml:space="preserve">  — Subtract 10 from both sides: x ≥ 25 − 10 = 15. Graph: closed circle at 15, shade right.</w:t>
+        <w:t xml:space="preserve">A common mistake in Solve and Graph Inequalities is shading the number line in the wrong direction after solving. For example, a student solves x + 4 &gt; 10 correctly to get x &gt; 6, but then shades LEFT toward smaller numbers instead of RIGHT toward greater numbers. The shading direction always matches the solved symbol, not the original problem: '&gt;' and '≥' shade right (greater numbers), '&lt;' and '≤' shade left (smaller numbers) — check this AFTER you solve, not before. To catch this mistake, substitute one shaded value and one unshaded value back into the original inequality: the shaded value should make it true, and the unshaded value should make it false.</w:t>
+      </w:r>
+    </w:p>
+    <w:p>
+      <w:pPr>
+        <w:pStyle w:val="Heading2"/>
+        <w:spacing w:after="80" w:before="180"/>
+      </w:pPr>
+      <w:r>
+        <w:rPr>
+          <w:b/>
+          <w:bCs/>
+          <w:color w:val="12355B"/>
+          <w:sz w:val="24"/>
+          <w:szCs w:val="24"/>
+        </w:rPr>
+        <w:t xml:space="preserve">Level 1 Support</w:t>
       </w:r>
     </w:p>
     <w:p>
@@ -3481,14 +3413,14 @@
           <w:sz w:val="21"/>
           <w:szCs w:val="21"/>
         </w:rPr>
-        <w:t xml:space="preserve">2.  </w:t>
-      </w:r>
-      <w:r>
-        <w:rPr>
-          <w:sz w:val="21"/>
-          <w:szCs w:val="21"/>
-        </w:rPr>
-        <w:t xml:space="preserve">A)  x &lt; 15</w:t>
+        <w:t xml:space="preserve">1.  </w:t>
+      </w:r>
+      <w:r>
+        <w:rPr>
+          <w:sz w:val="21"/>
+          <w:szCs w:val="21"/>
+        </w:rPr>
+        <w:t xml:space="preserve">A)  x ≥ 15</w:t>
       </w:r>
       <w:r>
         <w:rPr>
@@ -3498,7 +3430,7 @@
           <w:sz w:val="19"/>
           <w:szCs w:val="19"/>
         </w:rPr>
-        <w:t xml:space="preserve">  — Add 4 to both sides: x &lt; 11 + 4 = 15. Graph: open circle at 15, shade left.</w:t>
+        <w:t xml:space="preserve">  — Subtract 10 from both sides: x ≥ 25 − 10 = 15. Graph: closed circle at 15, shade right.</w:t>
       </w:r>
     </w:p>
     <w:p>
@@ -3512,14 +3444,14 @@
           <w:sz w:val="21"/>
           <w:szCs w:val="21"/>
         </w:rPr>
-        <w:t xml:space="preserve">3.  </w:t>
-      </w:r>
-      <w:r>
-        <w:rPr>
-          <w:sz w:val="21"/>
-          <w:szCs w:val="21"/>
-        </w:rPr>
-        <w:t xml:space="preserve">A)  No, because 5 + 4 = 9, and 9 is not greater than 12</w:t>
+        <w:t xml:space="preserve">2.  </w:t>
+      </w:r>
+      <w:r>
+        <w:rPr>
+          <w:sz w:val="21"/>
+          <w:szCs w:val="21"/>
+        </w:rPr>
+        <w:t xml:space="preserve">A)  x &lt; 15</w:t>
       </w:r>
       <w:r>
         <w:rPr>
@@ -3529,7 +3461,23 @@
           <w:sz w:val="19"/>
           <w:szCs w:val="19"/>
         </w:rPr>
-        <w:t xml:space="preserve">  — Substitute: 5 + 4 = 9. Since 9 &gt; 12 is false, x = 5 is NOT a solution.</w:t>
+        <w:t xml:space="preserve">  — Add 4 to both sides: x &lt; 11 + 4 = 15. Graph: open circle at 15, shade left.</w:t>
+      </w:r>
+    </w:p>
+    <w:p>
+      <w:pPr>
+        <w:pStyle w:val="Heading2"/>
+        <w:spacing w:after="80" w:before="180"/>
+      </w:pPr>
+      <w:r>
+        <w:rPr>
+          <w:b/>
+          <w:bCs/>
+          <w:color w:val="12355B"/>
+          <w:sz w:val="24"/>
+          <w:szCs w:val="24"/>
+        </w:rPr>
+        <w:t xml:space="preserve">On Level</w:t>
       </w:r>
     </w:p>
     <w:p>
@@ -3543,14 +3491,14 @@
           <w:sz w:val="21"/>
           <w:szCs w:val="21"/>
         </w:rPr>
-        <w:t xml:space="preserve">4.  </w:t>
-      </w:r>
-      <w:r>
-        <w:rPr>
-          <w:sz w:val="21"/>
-          <w:szCs w:val="21"/>
-        </w:rPr>
-        <w:t xml:space="preserve">A)  9</w:t>
+        <w:t xml:space="preserve">3.  </w:t>
+      </w:r>
+      <w:r>
+        <w:rPr>
+          <w:sz w:val="21"/>
+          <w:szCs w:val="21"/>
+        </w:rPr>
+        <w:t xml:space="preserve">A)  No, because 5 + 4 = 9, and 9 is not greater than 12</w:t>
       </w:r>
       <w:r>
         <w:rPr>
@@ -3560,7 +3508,7 @@
           <w:sz w:val="19"/>
           <w:szCs w:val="19"/>
         </w:rPr>
-        <w:t xml:space="preserve">  — A solution makes x &gt; 7 true. Substitute each: 9 &gt; 7 is true, but 7 &gt; 7, 5 &gt; 7, and 3 &gt; 7 are all false. So 9 is the solution that opens the gate.</w:t>
+        <w:t xml:space="preserve">  — Substitute: 5 + 4 = 9. Since 9 &gt; 12 is false, x = 5 is NOT a solution.</w:t>
       </w:r>
     </w:p>
     <w:p>

--- a/lessons/7-6/downloads/7-6-notes-teacher.docx
+++ b/lessons/7-6/downloads/7-6-notes-teacher.docx
@@ -1423,7 +1423,22 @@
           <w:sz w:val="30"/>
           <w:szCs w:val="30"/>
         </w:rPr>
-        <w:t xml:space="preserve">Worked Example</w:t>
+        <w:t xml:space="preserve">Write About the Math</w:t>
+      </w:r>
+    </w:p>
+    <w:p>
+      <w:pPr>
+        <w:spacing w:after="100"/>
+      </w:pPr>
+      <w:r>
+        <w:rPr>
+          <w:i/>
+          <w:iCs/>
+          <w:color w:val="5F6F80"/>
+          <w:sz w:val="19"/>
+          <w:szCs w:val="19"/>
+        </w:rPr>
+        <w:t xml:space="preserve">Use the support level you need. Every level answers the same math question.</w:t>
       </w:r>
     </w:p>
     <w:p>
@@ -1439,17 +1454,17 @@
           <w:sz w:val="24"/>
           <w:szCs w:val="24"/>
         </w:rPr>
-        <w:t xml:space="preserve">Watch &amp; Read</w:t>
+        <w:t xml:space="preserve">1. Understand the Question</w:t>
       </w:r>
       <w:r>
         <w:rPr>
           <w:i/>
           <w:iCs/>
-          <w:color w:val="1FA6A2"/>
+          <w:color w:val="B97A12"/>
           <w:sz w:val="19"/>
           <w:szCs w:val="19"/>
         </w:rPr>
-        <w:t xml:space="preserve">   I Do — follow along with your teacher</w:t>
+        <w:t xml:space="preserve">   explain</w:t>
       </w:r>
     </w:p>
     <w:tbl>
@@ -1484,25 +1499,44 @@
             </w:pPr>
             <w:r>
               <w:rPr>
+                <w:color w:val="1A2733"/>
+                <w:sz w:val="21"/>
+                <w:szCs w:val="21"/>
+              </w:rPr>
+              <w:t xml:space="preserve">What steps did you follow to solve and then graph the inequality, and how did you check a value to make sure your solution set is right?</w:t>
+            </w:r>
+          </w:p>
+          <w:p>
+            <w:pPr>
+              <w:spacing w:after="0"/>
+            </w:pPr>
+            <w:r>
+              <w:rPr>
                 <w:b/>
                 <w:bCs/>
                 <w:color w:val="12355B"/>
-                <w:sz w:val="22"/>
-                <w:szCs w:val="22"/>
-              </w:rPr>
-              <w:t xml:space="preserve">Case File: Solve and Map It</w:t>
-            </w:r>
-          </w:p>
-          <w:p>
-            <w:pPr>
-              <w:spacing w:after="0"/>
-            </w:pPr>
-            <w:r>
-              <w:rPr>
-                <w:sz w:val="21"/>
-                <w:szCs w:val="21"/>
-              </w:rPr>
-              <w:t xml:space="preserve">Detective Kim knows that the suspect withdrew more than $50 from an ATM. The amount plus a $3 fee totaled more than $53. She writes x + 3 &gt; 53 and needs to solve for x, then graph the solution set to share with the bank. How can she find and display all possible withdrawal amounts?</w:t>
+                <w:sz w:val="20"/>
+                <w:szCs w:val="20"/>
+              </w:rPr>
+              <w:t xml:space="preserve">Your job:  </w:t>
+            </w:r>
+            <w:r>
+              <w:rPr>
+                <w:sz w:val="20"/>
+                <w:szCs w:val="20"/>
+              </w:rPr>
+              <w:t xml:space="preserve">Answer the question. Use math evidence. Explain how the evidence proves your answer.</w:t>
+            </w:r>
+            <w:r>
+              <w:rPr>
+                <w:i/>
+                <w:iCs/>
+                <w:color w:val="5F6F80"/>
+                <w:sz w:val="18"/>
+                <w:szCs w:val="18"/>
+              </w:rPr>
+              <w:br/>
+              <w:t xml:space="preserve">Responde la pregunta. Usa evidencia matemática. Explica cómo la evidencia demuestra tu respuesta.</w:t>
             </w:r>
           </w:p>
         </w:tc>
@@ -1510,94 +1544,6 @@
     </w:tbl>
     <w:p>
       <w:pPr>
-        <w:spacing w:after="80"/>
-      </w:pPr>
-      <w:r>
-        <w:t xml:space="preserve"/>
-      </w:r>
-    </w:p>
-    <w:p>
-      <w:pPr>
-        <w:spacing w:after="50" w:before="60"/>
-      </w:pPr>
-      <w:r>
-        <w:rPr>
-          <w:b/>
-          <w:bCs/>
-          <w:color w:val="12355B"/>
-          <w:sz w:val="21"/>
-          <w:szCs w:val="21"/>
-        </w:rPr>
-        <w:t xml:space="preserve">Think about:</w:t>
-      </w:r>
-    </w:p>
-    <w:p>
-      <w:pPr>
-        <w:spacing w:after="40"/>
-        <w:ind w:left="300"/>
-      </w:pPr>
-      <w:r>
-        <w:rPr>
-          <w:sz w:val="20"/>
-          <w:szCs w:val="20"/>
-        </w:rPr>
-        <w:t xml:space="preserve">•  What is the unknown in this situation?</w:t>
-      </w:r>
-    </w:p>
-    <w:p>
-      <w:pPr>
-        <w:spacing w:after="40"/>
-        <w:ind w:left="300"/>
-      </w:pPr>
-      <w:r>
-        <w:rPr>
-          <w:sz w:val="20"/>
-          <w:szCs w:val="20"/>
-        </w:rPr>
-        <w:t xml:space="preserve">•  What operation do you need to undo?</w:t>
-      </w:r>
-    </w:p>
-    <w:p>
-      <w:pPr>
-        <w:spacing w:after="40"/>
-        <w:ind w:left="300"/>
-      </w:pPr>
-      <w:r>
-        <w:rPr>
-          <w:sz w:val="20"/>
-          <w:szCs w:val="20"/>
-        </w:rPr>
-        <w:t xml:space="preserve">•  Will the answer be one number or many numbers?</w:t>
-      </w:r>
-    </w:p>
-    <w:p>
-      <w:pPr>
-        <w:spacing w:after="40"/>
-        <w:ind w:left="300"/>
-      </w:pPr>
-      <w:r>
-        <w:rPr>
-          <w:sz w:val="20"/>
-          <w:szCs w:val="20"/>
-        </w:rPr>
-        <w:t xml:space="preserve">•  What if the total was at most $53 instead of more than $53?</w:t>
-      </w:r>
-    </w:p>
-    <w:p>
-      <w:pPr>
-        <w:spacing w:after="40"/>
-        <w:ind w:left="300"/>
-      </w:pPr>
-      <w:r>
-        <w:rPr>
-          <w:sz w:val="20"/>
-          <w:szCs w:val="20"/>
-        </w:rPr>
-        <w:t xml:space="preserve">•  How would the graph change if the symbol were ≥ instead of &gt;?</w:t>
-      </w:r>
-    </w:p>
-    <w:p>
-      <w:pPr>
         <w:pStyle w:val="Heading2"/>
         <w:spacing w:after="80" w:before="180"/>
       </w:pPr>
@@ -1609,7 +1555,7 @@
           <w:sz w:val="24"/>
           <w:szCs w:val="24"/>
         </w:rPr>
-        <w:t xml:space="preserve">Solved Example</w:t>
+        <w:t xml:space="preserve">2. Plan Your Math Words</w:t>
       </w:r>
       <w:r>
         <w:rPr>
@@ -1619,172 +1565,299 @@
           <w:sz w:val="19"/>
           <w:szCs w:val="19"/>
         </w:rPr>
-        <w:t xml:space="preserve">   I Do — watch each step</w:t>
-      </w:r>
-    </w:p>
-    <w:p>
-      <w:pPr>
-        <w:keepNext/>
-        <w:spacing w:after="40"/>
-      </w:pPr>
-      <w:r>
-        <w:rPr>
-          <w:b/>
-          <w:bCs/>
-          <w:color w:val="12355B"/>
-          <w:sz w:val="21"/>
-          <w:szCs w:val="21"/>
-        </w:rPr>
-        <w:t xml:space="preserve">Problem:  </w:t>
-      </w:r>
-      <w:r>
-        <w:rPr>
-          <w:sz w:val="21"/>
-          <w:szCs w:val="21"/>
-        </w:rPr>
-        <w:t xml:space="preserve">Solve: x + 6 &gt; 14</w:t>
-      </w:r>
-    </w:p>
-    <w:p>
-      <w:pPr>
-        <w:spacing w:after="30"/>
-        <w:ind w:left="420"/>
-      </w:pPr>
-      <w:r>
-        <w:rPr>
+        <w:t xml:space="preserve">   check at least two</w:t>
+      </w:r>
+    </w:p>
+    <w:p>
+      <w:pPr>
+        <w:spacing w:after="60"/>
+      </w:pPr>
+      <w:r>
+        <w:rPr>
+          <w:b/>
+          <w:bCs/>
+          <w:color w:val="1FA6A2"/>
+          <w:sz w:val="22"/>
+          <w:szCs w:val="22"/>
+        </w:rPr>
+        <w:t xml:space="preserve">☐  </w:t>
+      </w:r>
+      <w:r>
+        <w:rPr>
+          <w:b/>
+          <w:bCs/>
+          <w:color w:val="12355B"/>
           <w:sz w:val="20"/>
           <w:szCs w:val="20"/>
         </w:rPr>
-        <w:t xml:space="preserve">A)  x &gt; 8</w:t>
-      </w:r>
-    </w:p>
-    <w:p>
-      <w:pPr>
-        <w:spacing w:after="30"/>
-        <w:ind w:left="420"/>
-      </w:pPr>
+        <w:t xml:space="preserve">Solve — </w:t>
+      </w:r>
       <w:r>
         <w:rPr>
           <w:sz w:val="20"/>
           <w:szCs w:val="20"/>
         </w:rPr>
-        <w:t xml:space="preserve">B)  x &gt; 20</w:t>
-      </w:r>
-    </w:p>
-    <w:p>
-      <w:pPr>
-        <w:spacing w:after="30"/>
-        <w:ind w:left="420"/>
-      </w:pPr>
-      <w:r>
-        <w:rPr>
+        <w:t xml:space="preserve">To find the number that makes it true.</w:t>
+      </w:r>
+      <w:r>
+        <w:rPr>
+          <w:i/>
+          <w:iCs/>
+          <w:color w:val="5F6F80"/>
+          <w:sz w:val="18"/>
+          <w:szCs w:val="18"/>
+        </w:rPr>
+        <w:br/>
+        <w:t xml:space="preserve">Resolver — Encontrar el número que la hace verdadera.</w:t>
+      </w:r>
+    </w:p>
+    <w:p>
+      <w:pPr>
+        <w:spacing w:after="60"/>
+      </w:pPr>
+      <w:r>
+        <w:rPr>
+          <w:b/>
+          <w:bCs/>
+          <w:color w:val="1FA6A2"/>
+          <w:sz w:val="22"/>
+          <w:szCs w:val="22"/>
+        </w:rPr>
+        <w:t xml:space="preserve">☐  </w:t>
+      </w:r>
+      <w:r>
+        <w:rPr>
+          <w:b/>
+          <w:bCs/>
+          <w:color w:val="12355B"/>
           <w:sz w:val="20"/>
           <w:szCs w:val="20"/>
         </w:rPr>
-        <w:t xml:space="preserve">C)  x &lt; 8</w:t>
-      </w:r>
-    </w:p>
-    <w:p>
-      <w:pPr>
-        <w:spacing w:after="30"/>
-        <w:ind w:left="420"/>
-      </w:pPr>
+        <w:t xml:space="preserve">Graph — </w:t>
+      </w:r>
       <w:r>
         <w:rPr>
           <w:sz w:val="20"/>
           <w:szCs w:val="20"/>
         </w:rPr>
-        <w:t xml:space="preserve">D)  x = 8</w:t>
-      </w:r>
-    </w:p>
-    <w:p>
-      <w:pPr>
-        <w:spacing w:after="20" w:before="50"/>
+        <w:t xml:space="preserve">To show answers on a number line with circles and shading.</w:t>
+      </w:r>
+      <w:r>
+        <w:rPr>
+          <w:i/>
+          <w:iCs/>
+          <w:color w:val="5F6F80"/>
+          <w:sz w:val="18"/>
+          <w:szCs w:val="18"/>
+        </w:rPr>
+        <w:br/>
+        <w:t xml:space="preserve">Graficar — Mostrar respuestas en una recta numérica con círculos y sombreado.</w:t>
+      </w:r>
+    </w:p>
+    <w:p>
+      <w:pPr>
+        <w:spacing w:after="60"/>
       </w:pPr>
       <w:r>
         <w:rPr>
           <w:b/>
           <w:bCs/>
           <w:color w:val="1FA6A2"/>
-          <w:sz w:val="21"/>
-          <w:szCs w:val="21"/>
-        </w:rPr>
-        <w:t xml:space="preserve">Step 1:  </w:t>
-      </w:r>
-      <w:r>
-        <w:rPr>
-          <w:sz w:val="21"/>
-          <w:szCs w:val="21"/>
-        </w:rPr>
-        <w:t xml:space="preserve">Subtract 6 from both sides: x &gt; 14 − 6 = 8.</w:t>
-      </w:r>
-    </w:p>
-    <w:p>
-      <w:pPr>
-        <w:spacing w:after="20" w:before="50"/>
+          <w:sz w:val="22"/>
+          <w:szCs w:val="22"/>
+        </w:rPr>
+        <w:t xml:space="preserve">☐  </w:t>
+      </w:r>
+      <w:r>
+        <w:rPr>
+          <w:b/>
+          <w:bCs/>
+          <w:color w:val="12355B"/>
+          <w:sz w:val="20"/>
+          <w:szCs w:val="20"/>
+        </w:rPr>
+        <w:t xml:space="preserve">Solution — </w:t>
+      </w:r>
+      <w:r>
+        <w:rPr>
+          <w:sz w:val="20"/>
+          <w:szCs w:val="20"/>
+        </w:rPr>
+        <w:t xml:space="preserve">A number that makes the equation or inequality true.</w:t>
+      </w:r>
+      <w:r>
+        <w:rPr>
+          <w:i/>
+          <w:iCs/>
+          <w:color w:val="5F6F80"/>
+          <w:sz w:val="18"/>
+          <w:szCs w:val="18"/>
+        </w:rPr>
+        <w:br/>
+        <w:t xml:space="preserve">Solución — Un número que hace verdadera la ecuación o desigualdad.</w:t>
+      </w:r>
+    </w:p>
+    <w:p>
+      <w:pPr>
+        <w:spacing w:after="60"/>
       </w:pPr>
       <w:r>
         <w:rPr>
           <w:b/>
           <w:bCs/>
           <w:color w:val="1FA6A2"/>
-          <w:sz w:val="21"/>
-          <w:szCs w:val="21"/>
-        </w:rPr>
-        <w:t xml:space="preserve">Step 2:  </w:t>
-      </w:r>
-      <w:r>
-        <w:rPr>
-          <w:sz w:val="21"/>
-          <w:szCs w:val="21"/>
-        </w:rPr>
-        <w:t xml:space="preserve">Graph: open circle at 8, shade right.</w:t>
-      </w:r>
-    </w:p>
-    <w:p>
-      <w:pPr>
-        <w:spacing w:after="40" w:before="60"/>
-      </w:pPr>
-      <w:r>
-        <w:rPr>
-          <w:b/>
-          <w:bCs/>
-          <w:color w:val="12355B"/>
-          <w:sz w:val="21"/>
-          <w:szCs w:val="21"/>
-        </w:rPr>
-        <w:t xml:space="preserve">Answer:  </w:t>
-      </w:r>
-      <w:r>
-        <w:rPr>
-          <w:b/>
-          <w:bCs/>
-          <w:sz w:val="21"/>
-          <w:szCs w:val="21"/>
-        </w:rPr>
-        <w:t xml:space="preserve">A. x &gt; 8</w:t>
-      </w:r>
-    </w:p>
-    <w:p>
-      <w:pPr>
-        <w:pStyle w:val="Heading1"/>
-        <w:pageBreakBefore/>
-        <w:pBdr>
-          <w:bottom w:val="single" w:color="1FA6A2" w:sz="14" w:space="6"/>
-        </w:pBdr>
-        <w:spacing w:after="140" w:before="0"/>
-      </w:pPr>
-      <w:r>
-        <w:rPr>
-          <w:b/>
-          <w:bCs/>
-          <w:color w:val="12355B"/>
-          <w:sz w:val="30"/>
-          <w:szCs w:val="30"/>
-        </w:rPr>
-        <w:t xml:space="preserve">Guided Practice</w:t>
-      </w:r>
-    </w:p>
+          <w:sz w:val="22"/>
+          <w:szCs w:val="22"/>
+        </w:rPr>
+        <w:t xml:space="preserve">☐  </w:t>
+      </w:r>
+      <w:r>
+        <w:rPr>
+          <w:b/>
+          <w:bCs/>
+          <w:color w:val="12355B"/>
+          <w:sz w:val="20"/>
+          <w:szCs w:val="20"/>
+        </w:rPr>
+        <w:t xml:space="preserve">Substitute — </w:t>
+      </w:r>
+      <w:r>
+        <w:rPr>
+          <w:sz w:val="20"/>
+          <w:szCs w:val="20"/>
+        </w:rPr>
+        <w:t xml:space="preserve">To put a number in for the letter to check if it works.</w:t>
+      </w:r>
+      <w:r>
+        <w:rPr>
+          <w:i/>
+          <w:iCs/>
+          <w:color w:val="5F6F80"/>
+          <w:sz w:val="18"/>
+          <w:szCs w:val="18"/>
+        </w:rPr>
+        <w:br/>
+        <w:t xml:space="preserve">Sustituir — Poner un número en lugar de la letra para ver si funciona.</w:t>
+      </w:r>
+    </w:p>
+    <w:p>
+      <w:pPr>
+        <w:spacing w:after="60"/>
+      </w:pPr>
+      <w:r>
+        <w:rPr>
+          <w:b/>
+          <w:bCs/>
+          <w:color w:val="1FA6A2"/>
+          <w:sz w:val="22"/>
+          <w:szCs w:val="22"/>
+        </w:rPr>
+        <w:t xml:space="preserve">☐  </w:t>
+      </w:r>
+      <w:r>
+        <w:rPr>
+          <w:b/>
+          <w:bCs/>
+          <w:color w:val="12355B"/>
+          <w:sz w:val="20"/>
+          <w:szCs w:val="20"/>
+        </w:rPr>
+        <w:t xml:space="preserve">Solution set — </w:t>
+      </w:r>
+      <w:r>
+        <w:rPr>
+          <w:sz w:val="20"/>
+          <w:szCs w:val="20"/>
+        </w:rPr>
+        <w:t xml:space="preserve">All of the values that make an inequality true.</w:t>
+      </w:r>
+      <w:r>
+        <w:rPr>
+          <w:i/>
+          <w:iCs/>
+          <w:color w:val="5F6F80"/>
+          <w:sz w:val="18"/>
+          <w:szCs w:val="18"/>
+        </w:rPr>
+        <w:br/>
+        <w:t xml:space="preserve">Conjunto solución — Todos los valores que hacen verdadera una desigualdad.</w:t>
+      </w:r>
+    </w:p>
+    <w:tbl>
+      <w:tblPr>
+        <w:tblW w:type="pct" w:w="100%"/>
+        <w:tblBorders>
+          <w:top w:val="single" w:color="1FA6A2" w:sz="8"/>
+          <w:left w:val="single" w:color="1FA6A2" w:sz="8"/>
+          <w:bottom w:val="single" w:color="1FA6A2" w:sz="8"/>
+          <w:right w:val="single" w:color="1FA6A2" w:sz="8"/>
+          <w:insideH w:val="single" w:color="auto" w:sz="4"/>
+          <w:insideV w:val="single" w:color="auto" w:sz="4"/>
+        </w:tblBorders>
+      </w:tblPr>
+      <w:tblGrid>
+        <w:gridCol w:w="100"/>
+      </w:tblGrid>
+      <w:tr>
+        <w:tc>
+          <w:tcPr>
+            <w:shd w:fill="F7FFFD" w:color="auto" w:val="clear"/>
+            <w:tcMar>
+              <w:top w:type="dxa" w:w="120"/>
+              <w:left w:type="dxa" w:w="180"/>
+              <w:bottom w:type="dxa" w:w="120"/>
+              <w:right w:type="dxa" w:w="180"/>
+            </w:tcMar>
+          </w:tcPr>
+          <w:p>
+            <w:pPr>
+              <w:spacing w:after="50"/>
+            </w:pPr>
+            <w:r>
+              <w:rPr>
+                <w:b/>
+                <w:bCs/>
+                <w:color w:val="1FA6A2"/>
+                <w:sz w:val="20"/>
+                <w:szCs w:val="20"/>
+              </w:rPr>
+              <w:t xml:space="preserve">Say it first:  </w:t>
+            </w:r>
+            <w:r>
+              <w:rPr>
+                <w:sz w:val="20"/>
+                <w:szCs w:val="20"/>
+              </w:rPr>
+              <w:t xml:space="preserve">Say your idea to a partner or quietly to yourself before you write.</w:t>
+            </w:r>
+          </w:p>
+          <w:p>
+            <w:pPr>
+              <w:spacing w:after="60"/>
+            </w:pPr>
+            <w:r>
+              <w:rPr>
+                <w:color w:val="1A2733"/>
+                <w:sz w:val="21"/>
+                <w:szCs w:val="21"/>
+              </w:rPr>
+              <w:t xml:space="preserve">First I solved by ___, then I graphed ___.</w:t>
+            </w:r>
+            <w:r>
+              <w:rPr>
+                <w:i/>
+                <w:iCs/>
+                <w:color w:val="5F6F80"/>
+                <w:sz w:val="19"/>
+                <w:szCs w:val="19"/>
+              </w:rPr>
+              <w:br/>
+              <w:t xml:space="preserve">Primero resolví al ___, luego grafiqué ___.</w:t>
+            </w:r>
+          </w:p>
+        </w:tc>
+      </w:tr>
+    </w:tbl>
     <w:p>
       <w:pPr>
         <w:pStyle w:val="Heading2"/>
@@ -1798,181 +1871,17 @@
           <w:sz w:val="24"/>
           <w:szCs w:val="24"/>
         </w:rPr>
-        <w:t xml:space="preserve">Solve Together</w:t>
+        <w:t xml:space="preserve">3. Build Your Explanation</w:t>
       </w:r>
       <w:r>
         <w:rPr>
           <w:i/>
           <w:iCs/>
-          <w:color w:val="6B4FA0"/>
+          <w:color w:val="B97A12"/>
           <w:sz w:val="19"/>
           <w:szCs w:val="19"/>
         </w:rPr>
-        <w:t xml:space="preserve">   We Do — work with your class</w:t>
-      </w:r>
-    </w:p>
-    <w:p>
-      <w:pPr>
-        <w:keepNext/>
-        <w:spacing w:after="40" w:before="40"/>
-      </w:pPr>
-      <w:r>
-        <w:rPr>
-          <w:b/>
-          <w:bCs/>
-          <w:color w:val="12355B"/>
-          <w:sz w:val="21"/>
-          <w:szCs w:val="21"/>
-        </w:rPr>
-        <w:t xml:space="preserve">Problem:  </w:t>
-      </w:r>
-      <w:r>
-        <w:rPr>
-          <w:sz w:val="21"/>
-          <w:szCs w:val="21"/>
-        </w:rPr>
-        <w:t xml:space="preserve">Solve: x − 9 ≤ 3</w:t>
-      </w:r>
-    </w:p>
-    <w:p>
-      <w:pPr>
-        <w:spacing w:after="30"/>
-        <w:ind w:left="420"/>
-      </w:pPr>
-      <w:r>
-        <w:rPr>
-          <w:sz w:val="20"/>
-          <w:szCs w:val="20"/>
-        </w:rPr>
-        <w:t xml:space="preserve">A)  x ≤ 12</w:t>
-      </w:r>
-    </w:p>
-    <w:p>
-      <w:pPr>
-        <w:spacing w:after="30"/>
-        <w:ind w:left="420"/>
-      </w:pPr>
-      <w:r>
-        <w:rPr>
-          <w:sz w:val="20"/>
-          <w:szCs w:val="20"/>
-        </w:rPr>
-        <w:t xml:space="preserve">B)  x ≤ 6</w:t>
-      </w:r>
-    </w:p>
-    <w:p>
-      <w:pPr>
-        <w:spacing w:after="30"/>
-        <w:ind w:left="420"/>
-      </w:pPr>
-      <w:r>
-        <w:rPr>
-          <w:sz w:val="20"/>
-          <w:szCs w:val="20"/>
-        </w:rPr>
-        <w:t xml:space="preserve">C)  x ≥ 12</w:t>
-      </w:r>
-    </w:p>
-    <w:p>
-      <w:pPr>
-        <w:spacing w:after="30"/>
-        <w:ind w:left="420"/>
-      </w:pPr>
-      <w:r>
-        <w:rPr>
-          <w:sz w:val="20"/>
-          <w:szCs w:val="20"/>
-        </w:rPr>
-        <w:t xml:space="preserve">D)  x = 12</w:t>
-      </w:r>
-    </w:p>
-    <w:p>
-      <w:pPr>
-        <w:keepNext/>
-        <w:spacing w:after="0" w:before="50"/>
-      </w:pPr>
-      <w:r>
-        <w:rPr>
-          <w:b/>
-          <w:bCs/>
-          <w:color w:val="6B4FA0"/>
-          <w:sz w:val="21"/>
-          <w:szCs w:val="21"/>
-        </w:rPr>
-        <w:t xml:space="preserve">Step 1:</w:t>
-      </w:r>
-    </w:p>
-    <w:p>
-      <w:pPr>
-        <w:pBdr>
-          <w:bottom w:val="single" w:color="AFBECC" w:sz="6"/>
-        </w:pBdr>
-        <w:spacing w:after="30" w:before="150"/>
-      </w:pPr>
-      <w:r>
-        <w:t xml:space="preserve"/>
-      </w:r>
-    </w:p>
-    <w:p>
-      <w:pPr>
-        <w:keepNext/>
-        <w:spacing w:after="0" w:before="50"/>
-      </w:pPr>
-      <w:r>
-        <w:rPr>
-          <w:b/>
-          <w:bCs/>
-          <w:color w:val="6B4FA0"/>
-          <w:sz w:val="21"/>
-          <w:szCs w:val="21"/>
-        </w:rPr>
-        <w:t xml:space="preserve">Step 2:</w:t>
-      </w:r>
-    </w:p>
-    <w:p>
-      <w:pPr>
-        <w:pBdr>
-          <w:bottom w:val="single" w:color="AFBECC" w:sz="6"/>
-        </w:pBdr>
-        <w:spacing w:after="30" w:before="150"/>
-      </w:pPr>
-      <w:r>
-        <w:t xml:space="preserve"/>
-      </w:r>
-    </w:p>
-    <w:p>
-      <w:pPr>
-        <w:keepNext/>
-        <w:spacing w:after="0" w:before="60"/>
-      </w:pPr>
-      <w:r>
-        <w:rPr>
-          <w:b/>
-          <w:bCs/>
-          <w:color w:val="12355B"/>
-          <w:sz w:val="21"/>
-          <w:szCs w:val="21"/>
-        </w:rPr>
-        <w:t xml:space="preserve">Answer:</w:t>
-      </w:r>
-    </w:p>
-    <w:p>
-      <w:pPr>
-        <w:pBdr>
-          <w:bottom w:val="single" w:color="AFBECC" w:sz="6"/>
-        </w:pBdr>
-        <w:spacing w:after="30" w:before="150"/>
-      </w:pPr>
-      <w:r>
-        <w:t xml:space="preserve"/>
-      </w:r>
-    </w:p>
-    <w:p>
-      <w:pPr>
-        <w:spacing w:after="80"/>
-      </w:pPr>
-      <w:r>
-        <w:t xml:space="preserve"/>
+        <w:t xml:space="preserve">   choose your support</w:t>
       </w:r>
     </w:p>
     <w:tbl>
@@ -2003,6 +1912,1393 @@
           </w:tcPr>
           <w:p>
             <w:pPr>
+              <w:spacing w:after="50"/>
+            </w:pPr>
+            <w:r>
+              <w:rPr>
+                <w:i/>
+                <w:iCs/>
+                <w:color w:val="5F6F80"/>
+                <w:sz w:val="19"/>
+                <w:szCs w:val="19"/>
+              </w:rPr>
+              <w:t xml:space="preserve">This model shows the parts of an explanation. It does not answer your writing question.</w:t>
+            </w:r>
+          </w:p>
+          <w:p>
+            <w:pPr>
+              <w:spacing w:after="80"/>
+            </w:pPr>
+            <w:r>
+              <w:rPr>
+                <w:b/>
+                <w:bCs/>
+                <w:color w:val="12355B"/>
+                <w:sz w:val="19"/>
+                <w:szCs w:val="19"/>
+              </w:rPr>
+              <w:t xml:space="preserve">Claim:  </w:t>
+            </w:r>
+            <w:r>
+              <w:rPr>
+                <w:sz w:val="19"/>
+                <w:szCs w:val="19"/>
+              </w:rPr>
+              <w:t xml:space="preserve">Solving an inequality gives a range of solutions, not one number.</w:t>
+            </w:r>
+          </w:p>
+          <w:p>
+            <w:pPr>
+              <w:spacing w:after="80"/>
+            </w:pPr>
+            <w:r>
+              <w:rPr>
+                <w:b/>
+                <w:bCs/>
+                <w:color w:val="12355B"/>
+                <w:sz w:val="19"/>
+                <w:szCs w:val="19"/>
+              </w:rPr>
+              <w:t xml:space="preserve">Evidence:  </w:t>
+            </w:r>
+            <w:r>
+              <w:rPr>
+                <w:sz w:val="19"/>
+                <w:szCs w:val="19"/>
+              </w:rPr>
+              <w:t xml:space="preserve">Students note both use inverse operations to isolate the variable, but an inequality's solution is many values (a range) while an equation's is a single value.</w:t>
+            </w:r>
+          </w:p>
+          <w:p>
+            <w:pPr>
+              <w:spacing w:after="80"/>
+            </w:pPr>
+            <w:r>
+              <w:rPr>
+                <w:b/>
+                <w:bCs/>
+                <w:color w:val="12355B"/>
+                <w:sz w:val="19"/>
+                <w:szCs w:val="19"/>
+              </w:rPr>
+              <w:t xml:space="preserve">Reasoning:  </w:t>
+            </w:r>
+            <w:r>
+              <w:rPr>
+                <w:sz w:val="19"/>
+                <w:szCs w:val="19"/>
+              </w:rPr>
+              <w:t xml:space="preserve">This evidence connects the definition of solve to the mathematical claim.</w:t>
+            </w:r>
+          </w:p>
+        </w:tc>
+      </w:tr>
+    </w:tbl>
+    <w:p>
+      <w:pPr>
+        <w:pStyle w:val="Heading2"/>
+        <w:spacing w:after="80" w:before="180"/>
+      </w:pPr>
+      <w:r>
+        <w:rPr>
+          <w:b/>
+          <w:bCs/>
+          <w:color w:val="12355B"/>
+          <w:sz w:val="24"/>
+          <w:szCs w:val="24"/>
+        </w:rPr>
+        <w:t xml:space="preserve">Start</w:t>
+      </w:r>
+      <w:r>
+        <w:rPr>
+          <w:i/>
+          <w:iCs/>
+          <w:color w:val="1FA6A2"/>
+          <w:sz w:val="19"/>
+          <w:szCs w:val="19"/>
+        </w:rPr>
+        <w:t xml:space="preserve">   Most language support</w:t>
+      </w:r>
+    </w:p>
+    <w:p>
+      <w:pPr>
+        <w:spacing w:after="60"/>
+      </w:pPr>
+      <w:r>
+        <w:rPr>
+          <w:color w:val="1A2733"/>
+          <w:sz w:val="21"/>
+          <w:szCs w:val="21"/>
+        </w:rPr>
+        <w:t xml:space="preserve">Complete the frames. Use the word bank.</w:t>
+      </w:r>
+      <w:r>
+        <w:rPr>
+          <w:i/>
+          <w:iCs/>
+          <w:color w:val="5F6F80"/>
+          <w:sz w:val="19"/>
+          <w:szCs w:val="19"/>
+        </w:rPr>
+        <w:br/>
+        <w:t xml:space="preserve">Completa las oraciones. Usa el banco de palabras.</w:t>
+      </w:r>
+    </w:p>
+    <w:p>
+      <w:pPr>
+        <w:spacing w:after="60"/>
+      </w:pPr>
+      <w:r>
+        <w:rPr>
+          <w:color w:val="1A2733"/>
+          <w:sz w:val="21"/>
+          <w:szCs w:val="21"/>
+        </w:rPr>
+        <w:t xml:space="preserve">First I solved by ___, then I graphed ___.</w:t>
+      </w:r>
+      <w:r>
+        <w:rPr>
+          <w:i/>
+          <w:iCs/>
+          <w:color w:val="5F6F80"/>
+          <w:sz w:val="19"/>
+          <w:szCs w:val="19"/>
+        </w:rPr>
+        <w:br/>
+        <w:t xml:space="preserve">Primero resolví al ___, luego grafiqué ___.</w:t>
+      </w:r>
+    </w:p>
+    <w:p>
+      <w:pPr>
+        <w:spacing w:after="60"/>
+      </w:pPr>
+      <w:r>
+        <w:rPr>
+          <w:color w:val="1A2733"/>
+          <w:sz w:val="21"/>
+          <w:szCs w:val="21"/>
+        </w:rPr>
+        <w:t xml:space="preserve">I substituted ___ to check that it ___ the inequality.</w:t>
+      </w:r>
+      <w:r>
+        <w:rPr>
+          <w:i/>
+          <w:iCs/>
+          <w:color w:val="5F6F80"/>
+          <w:sz w:val="19"/>
+          <w:szCs w:val="19"/>
+        </w:rPr>
+        <w:br/>
+        <w:t xml:space="preserve">Sustituí ___ para verificar que ___ la desigualdad.</w:t>
+      </w:r>
+    </w:p>
+    <w:tbl>
+      <w:tblPr>
+        <w:tblW w:type="pct" w:w="100%"/>
+        <w:tblBorders>
+          <w:top w:val="single" w:color="C7D2DD" w:sz="6"/>
+          <w:left w:val="single" w:color="C7D2DD" w:sz="6"/>
+          <w:bottom w:val="single" w:color="C7D2DD" w:sz="6"/>
+          <w:right w:val="single" w:color="C7D2DD" w:sz="6"/>
+          <w:insideH w:val="single" w:color="auto" w:sz="4"/>
+          <w:insideV w:val="single" w:color="auto" w:sz="4"/>
+        </w:tblBorders>
+      </w:tblPr>
+      <w:tblGrid>
+        <w:gridCol w:w="100"/>
+      </w:tblGrid>
+      <w:tr>
+        <w:tc>
+          <w:tcPr>
+            <w:shd w:fill="FBF3E2" w:color="auto" w:val="clear"/>
+            <w:tcMar>
+              <w:top w:type="dxa" w:w="60"/>
+              <w:left w:type="dxa" w:w="120"/>
+              <w:bottom w:type="dxa" w:w="60"/>
+              <w:right w:type="dxa" w:w="120"/>
+            </w:tcMar>
+          </w:tcPr>
+          <w:p>
+            <w:pPr>
+              <w:spacing w:after="0" w:line="320"/>
+            </w:pPr>
+            <w:r>
+              <w:t xml:space="preserve"/>
+            </w:r>
+          </w:p>
+          <w:p>
+            <w:pPr>
+              <w:spacing w:after="0" w:line="320"/>
+            </w:pPr>
+            <w:r>
+              <w:t xml:space="preserve"/>
+            </w:r>
+          </w:p>
+          <w:p>
+            <w:pPr>
+              <w:spacing w:after="0" w:line="320"/>
+            </w:pPr>
+            <w:r>
+              <w:t xml:space="preserve"/>
+            </w:r>
+          </w:p>
+        </w:tc>
+      </w:tr>
+    </w:tbl>
+    <w:p>
+      <w:pPr>
+        <w:pStyle w:val="Heading2"/>
+        <w:spacing w:after="80" w:before="180"/>
+      </w:pPr>
+      <w:r>
+        <w:rPr>
+          <w:b/>
+          <w:bCs/>
+          <w:color w:val="12355B"/>
+          <w:sz w:val="24"/>
+          <w:szCs w:val="24"/>
+        </w:rPr>
+        <w:t xml:space="preserve">Build</w:t>
+      </w:r>
+      <w:r>
+        <w:rPr>
+          <w:i/>
+          <w:iCs/>
+          <w:color w:val="B97A12"/>
+          <w:sz w:val="19"/>
+          <w:szCs w:val="19"/>
+        </w:rPr>
+        <w:t xml:space="preserve">   Some language support</w:t>
+      </w:r>
+    </w:p>
+    <w:p>
+      <w:pPr>
+        <w:spacing w:after="60"/>
+      </w:pPr>
+      <w:r>
+        <w:rPr>
+          <w:color w:val="1A2733"/>
+          <w:sz w:val="21"/>
+          <w:szCs w:val="21"/>
+        </w:rPr>
+        <w:t xml:space="preserve">Write two connected sentences. Use because, so, or but.</w:t>
+      </w:r>
+      <w:r>
+        <w:rPr>
+          <w:i/>
+          <w:iCs/>
+          <w:color w:val="5F6F80"/>
+          <w:sz w:val="19"/>
+          <w:szCs w:val="19"/>
+        </w:rPr>
+        <w:br/>
+        <w:t xml:space="preserve">Escribe dos oraciones conectadas. Usa porque, entonces o pero.</w:t>
+      </w:r>
+    </w:p>
+    <w:p>
+      <w:pPr>
+        <w:spacing w:after="60"/>
+      </w:pPr>
+      <w:r>
+        <w:rPr>
+          <w:color w:val="1A2733"/>
+          <w:sz w:val="21"/>
+          <w:szCs w:val="21"/>
+        </w:rPr>
+        <w:t xml:space="preserve">My claim is ___.</w:t>
+      </w:r>
+      <w:r>
+        <w:rPr>
+          <w:i/>
+          <w:iCs/>
+          <w:color w:val="5F6F80"/>
+          <w:sz w:val="19"/>
+          <w:szCs w:val="19"/>
+        </w:rPr>
+        <w:br/>
+        <w:t xml:space="preserve">Mi afirmación es ___.</w:t>
+      </w:r>
+    </w:p>
+    <w:p>
+      <w:pPr>
+        <w:spacing w:after="60"/>
+      </w:pPr>
+      <w:r>
+        <w:rPr>
+          <w:color w:val="1A2733"/>
+          <w:sz w:val="21"/>
+          <w:szCs w:val="21"/>
+        </w:rPr>
+        <w:t xml:space="preserve">I know because ___.</w:t>
+      </w:r>
+      <w:r>
+        <w:rPr>
+          <w:i/>
+          <w:iCs/>
+          <w:color w:val="5F6F80"/>
+          <w:sz w:val="19"/>
+          <w:szCs w:val="19"/>
+        </w:rPr>
+        <w:br/>
+        <w:t xml:space="preserve">Lo sé porque ___.</w:t>
+      </w:r>
+    </w:p>
+    <w:p>
+      <w:pPr>
+        <w:spacing w:after="60"/>
+      </w:pPr>
+      <w:r>
+        <w:rPr>
+          <w:color w:val="1A2733"/>
+          <w:sz w:val="21"/>
+          <w:szCs w:val="21"/>
+        </w:rPr>
+        <w:t xml:space="preserve">So ___.</w:t>
+      </w:r>
+      <w:r>
+        <w:rPr>
+          <w:i/>
+          <w:iCs/>
+          <w:color w:val="5F6F80"/>
+          <w:sz w:val="19"/>
+          <w:szCs w:val="19"/>
+        </w:rPr>
+        <w:br/>
+        <w:t xml:space="preserve">Entonces ___.</w:t>
+      </w:r>
+    </w:p>
+    <w:tbl>
+      <w:tblPr>
+        <w:tblW w:type="pct" w:w="100%"/>
+        <w:tblBorders>
+          <w:top w:val="single" w:color="C7D2DD" w:sz="6"/>
+          <w:left w:val="single" w:color="C7D2DD" w:sz="6"/>
+          <w:bottom w:val="single" w:color="C7D2DD" w:sz="6"/>
+          <w:right w:val="single" w:color="C7D2DD" w:sz="6"/>
+          <w:insideH w:val="single" w:color="auto" w:sz="4"/>
+          <w:insideV w:val="single" w:color="auto" w:sz="4"/>
+        </w:tblBorders>
+      </w:tblPr>
+      <w:tblGrid>
+        <w:gridCol w:w="100"/>
+      </w:tblGrid>
+      <w:tr>
+        <w:tc>
+          <w:tcPr>
+            <w:shd w:fill="FBF3E2" w:color="auto" w:val="clear"/>
+            <w:tcMar>
+              <w:top w:type="dxa" w:w="60"/>
+              <w:left w:type="dxa" w:w="120"/>
+              <w:bottom w:type="dxa" w:w="60"/>
+              <w:right w:type="dxa" w:w="120"/>
+            </w:tcMar>
+          </w:tcPr>
+          <w:p>
+            <w:pPr>
+              <w:spacing w:after="0" w:line="320"/>
+            </w:pPr>
+            <w:r>
+              <w:t xml:space="preserve"/>
+            </w:r>
+          </w:p>
+          <w:p>
+            <w:pPr>
+              <w:spacing w:after="0" w:line="320"/>
+            </w:pPr>
+            <w:r>
+              <w:t xml:space="preserve"/>
+            </w:r>
+          </w:p>
+          <w:p>
+            <w:pPr>
+              <w:spacing w:after="0" w:line="320"/>
+            </w:pPr>
+            <w:r>
+              <w:t xml:space="preserve"/>
+            </w:r>
+          </w:p>
+        </w:tc>
+      </w:tr>
+    </w:tbl>
+    <w:p>
+      <w:pPr>
+        <w:pStyle w:val="Heading2"/>
+        <w:spacing w:after="80" w:before="180"/>
+      </w:pPr>
+      <w:r>
+        <w:rPr>
+          <w:b/>
+          <w:bCs/>
+          <w:color w:val="12355B"/>
+          <w:sz w:val="24"/>
+          <w:szCs w:val="24"/>
+        </w:rPr>
+        <w:t xml:space="preserve">Explain</w:t>
+      </w:r>
+      <w:r>
+        <w:rPr>
+          <w:i/>
+          <w:iCs/>
+          <w:color w:val="B97A12"/>
+          <w:sz w:val="19"/>
+          <w:szCs w:val="19"/>
+        </w:rPr>
+        <w:t xml:space="preserve">   Light language support</w:t>
+      </w:r>
+    </w:p>
+    <w:p>
+      <w:pPr>
+        <w:spacing w:after="60"/>
+      </w:pPr>
+      <w:r>
+        <w:rPr>
+          <w:color w:val="1A2733"/>
+          <w:sz w:val="21"/>
+          <w:szCs w:val="21"/>
+        </w:rPr>
+        <w:t xml:space="preserve">Write a claim, give math evidence, and explain your reasoning.</w:t>
+      </w:r>
+      <w:r>
+        <w:rPr>
+          <w:i/>
+          <w:iCs/>
+          <w:color w:val="5F6F80"/>
+          <w:sz w:val="19"/>
+          <w:szCs w:val="19"/>
+        </w:rPr>
+        <w:br/>
+        <w:t xml:space="preserve">Escribe una afirmación, da evidencia matemática y explica tu razonamiento.</w:t>
+      </w:r>
+    </w:p>
+    <w:p>
+      <w:pPr>
+        <w:spacing w:after="60"/>
+      </w:pPr>
+      <w:r>
+        <w:rPr>
+          <w:color w:val="1A2733"/>
+          <w:sz w:val="21"/>
+          <w:szCs w:val="21"/>
+        </w:rPr>
+        <w:t xml:space="preserve">My claim is ___.</w:t>
+      </w:r>
+      <w:r>
+        <w:rPr>
+          <w:i/>
+          <w:iCs/>
+          <w:color w:val="5F6F80"/>
+          <w:sz w:val="19"/>
+          <w:szCs w:val="19"/>
+        </w:rPr>
+        <w:br/>
+        <w:t xml:space="preserve">Mi afirmación es ___.</w:t>
+      </w:r>
+    </w:p>
+    <w:p>
+      <w:pPr>
+        <w:spacing w:after="60"/>
+      </w:pPr>
+      <w:r>
+        <w:rPr>
+          <w:color w:val="1A2733"/>
+          <w:sz w:val="21"/>
+          <w:szCs w:val="21"/>
+        </w:rPr>
+        <w:t xml:space="preserve">My math evidence is ___.</w:t>
+      </w:r>
+      <w:r>
+        <w:rPr>
+          <w:i/>
+          <w:iCs/>
+          <w:color w:val="5F6F80"/>
+          <w:sz w:val="19"/>
+          <w:szCs w:val="19"/>
+        </w:rPr>
+        <w:br/>
+        <w:t xml:space="preserve">Mi evidencia matemática es ___.</w:t>
+      </w:r>
+    </w:p>
+    <w:p>
+      <w:pPr>
+        <w:spacing w:after="60"/>
+      </w:pPr>
+      <w:r>
+        <w:rPr>
+          <w:color w:val="1A2733"/>
+          <w:sz w:val="21"/>
+          <w:szCs w:val="21"/>
+        </w:rPr>
+        <w:t xml:space="preserve">This proves ___ because ___.</w:t>
+      </w:r>
+      <w:r>
+        <w:rPr>
+          <w:i/>
+          <w:iCs/>
+          <w:color w:val="5F6F80"/>
+          <w:sz w:val="19"/>
+          <w:szCs w:val="19"/>
+        </w:rPr>
+        <w:br/>
+        <w:t xml:space="preserve">Esto demuestra ___ porque ___.</w:t>
+      </w:r>
+    </w:p>
+    <w:tbl>
+      <w:tblPr>
+        <w:tblW w:type="pct" w:w="100%"/>
+        <w:tblBorders>
+          <w:top w:val="single" w:color="C7D2DD" w:sz="6"/>
+          <w:left w:val="single" w:color="C7D2DD" w:sz="6"/>
+          <w:bottom w:val="single" w:color="C7D2DD" w:sz="6"/>
+          <w:right w:val="single" w:color="C7D2DD" w:sz="6"/>
+          <w:insideH w:val="single" w:color="auto" w:sz="4"/>
+          <w:insideV w:val="single" w:color="auto" w:sz="4"/>
+        </w:tblBorders>
+      </w:tblPr>
+      <w:tblGrid>
+        <w:gridCol w:w="100"/>
+      </w:tblGrid>
+      <w:tr>
+        <w:tc>
+          <w:tcPr>
+            <w:shd w:fill="FBF3E2" w:color="auto" w:val="clear"/>
+            <w:tcMar>
+              <w:top w:type="dxa" w:w="60"/>
+              <w:left w:type="dxa" w:w="120"/>
+              <w:bottom w:type="dxa" w:w="60"/>
+              <w:right w:type="dxa" w:w="120"/>
+            </w:tcMar>
+          </w:tcPr>
+          <w:p>
+            <w:pPr>
+              <w:spacing w:after="0" w:line="320"/>
+            </w:pPr>
+            <w:r>
+              <w:t xml:space="preserve"/>
+            </w:r>
+          </w:p>
+          <w:p>
+            <w:pPr>
+              <w:spacing w:after="0" w:line="320"/>
+            </w:pPr>
+            <w:r>
+              <w:t xml:space="preserve"/>
+            </w:r>
+          </w:p>
+          <w:p>
+            <w:pPr>
+              <w:spacing w:after="0" w:line="320"/>
+            </w:pPr>
+            <w:r>
+              <w:t xml:space="preserve"/>
+            </w:r>
+          </w:p>
+          <w:p>
+            <w:pPr>
+              <w:spacing w:after="0" w:line="320"/>
+            </w:pPr>
+            <w:r>
+              <w:t xml:space="preserve"/>
+            </w:r>
+          </w:p>
+          <w:p>
+            <w:pPr>
+              <w:spacing w:after="0" w:line="320"/>
+            </w:pPr>
+            <w:r>
+              <w:t xml:space="preserve"/>
+            </w:r>
+          </w:p>
+        </w:tc>
+      </w:tr>
+    </w:tbl>
+    <w:p>
+      <w:pPr>
+        <w:pStyle w:val="Heading2"/>
+        <w:spacing w:after="80" w:before="180"/>
+      </w:pPr>
+      <w:r>
+        <w:rPr>
+          <w:b/>
+          <w:bCs/>
+          <w:color w:val="12355B"/>
+          <w:sz w:val="24"/>
+          <w:szCs w:val="24"/>
+        </w:rPr>
+        <w:t xml:space="preserve">4. Check Your Explanation</w:t>
+      </w:r>
+      <w:r>
+        <w:rPr>
+          <w:i/>
+          <w:iCs/>
+          <w:color w:val="1FA6A2"/>
+          <w:sz w:val="19"/>
+          <w:szCs w:val="19"/>
+        </w:rPr>
+        <w:t xml:space="preserve">   five quick checks</w:t>
+      </w:r>
+    </w:p>
+    <w:p>
+      <w:pPr>
+        <w:spacing w:after="80"/>
+      </w:pPr>
+      <w:r>
+        <w:rPr>
+          <w:b/>
+          <w:bCs/>
+          <w:color w:val="1FA6A2"/>
+          <w:sz w:val="22"/>
+          <w:szCs w:val="22"/>
+        </w:rPr>
+        <w:t xml:space="preserve">☐  </w:t>
+      </w:r>
+      <w:r>
+        <w:rPr>
+          <w:sz w:val="20"/>
+          <w:szCs w:val="20"/>
+        </w:rPr>
+        <w:t xml:space="preserve">I answered the question.</w:t>
+      </w:r>
+      <w:r>
+        <w:rPr>
+          <w:i/>
+          <w:iCs/>
+          <w:color w:val="5F6F80"/>
+          <w:sz w:val="18"/>
+          <w:szCs w:val="18"/>
+        </w:rPr>
+        <w:br/>
+        <w:t xml:space="preserve">Respondí la pregunta.</w:t>
+      </w:r>
+    </w:p>
+    <w:p>
+      <w:pPr>
+        <w:spacing w:after="80"/>
+      </w:pPr>
+      <w:r>
+        <w:rPr>
+          <w:b/>
+          <w:bCs/>
+          <w:color w:val="1FA6A2"/>
+          <w:sz w:val="22"/>
+          <w:szCs w:val="22"/>
+        </w:rPr>
+        <w:t xml:space="preserve">☐  </w:t>
+      </w:r>
+      <w:r>
+        <w:rPr>
+          <w:sz w:val="20"/>
+          <w:szCs w:val="20"/>
+        </w:rPr>
+        <w:t xml:space="preserve">I used math evidence: numbers, an equation, a model, or a comparison.</w:t>
+      </w:r>
+      <w:r>
+        <w:rPr>
+          <w:i/>
+          <w:iCs/>
+          <w:color w:val="5F6F80"/>
+          <w:sz w:val="18"/>
+          <w:szCs w:val="18"/>
+        </w:rPr>
+        <w:br/>
+        <w:t xml:space="preserve">Usé evidencia matemática: números, una ecuación, un modelo o una comparación.</w:t>
+      </w:r>
+    </w:p>
+    <w:p>
+      <w:pPr>
+        <w:spacing w:after="80"/>
+      </w:pPr>
+      <w:r>
+        <w:rPr>
+          <w:b/>
+          <w:bCs/>
+          <w:color w:val="1FA6A2"/>
+          <w:sz w:val="22"/>
+          <w:szCs w:val="22"/>
+        </w:rPr>
+        <w:t xml:space="preserve">☐  </w:t>
+      </w:r>
+      <w:r>
+        <w:rPr>
+          <w:sz w:val="20"/>
+          <w:szCs w:val="20"/>
+        </w:rPr>
+        <w:t xml:space="preserve">I explained how the evidence proves my answer.</w:t>
+      </w:r>
+      <w:r>
+        <w:rPr>
+          <w:i/>
+          <w:iCs/>
+          <w:color w:val="5F6F80"/>
+          <w:sz w:val="18"/>
+          <w:szCs w:val="18"/>
+        </w:rPr>
+        <w:br/>
+        <w:t xml:space="preserve">Expliqué cómo la evidencia demuestra mi respuesta.</w:t>
+      </w:r>
+    </w:p>
+    <w:p>
+      <w:pPr>
+        <w:spacing w:after="80"/>
+      </w:pPr>
+      <w:r>
+        <w:rPr>
+          <w:b/>
+          <w:bCs/>
+          <w:color w:val="1FA6A2"/>
+          <w:sz w:val="22"/>
+          <w:szCs w:val="22"/>
+        </w:rPr>
+        <w:t xml:space="preserve">☐  </w:t>
+      </w:r>
+      <w:r>
+        <w:rPr>
+          <w:sz w:val="20"/>
+          <w:szCs w:val="20"/>
+        </w:rPr>
+        <w:t xml:space="preserve">I used at least two math words.</w:t>
+      </w:r>
+      <w:r>
+        <w:rPr>
+          <w:i/>
+          <w:iCs/>
+          <w:color w:val="5F6F80"/>
+          <w:sz w:val="18"/>
+          <w:szCs w:val="18"/>
+        </w:rPr>
+        <w:br/>
+        <w:t xml:space="preserve">Usé por lo menos dos palabras matemáticas.</w:t>
+      </w:r>
+    </w:p>
+    <w:p>
+      <w:pPr>
+        <w:spacing w:after="80"/>
+      </w:pPr>
+      <w:r>
+        <w:rPr>
+          <w:b/>
+          <w:bCs/>
+          <w:color w:val="1FA6A2"/>
+          <w:sz w:val="22"/>
+          <w:szCs w:val="22"/>
+        </w:rPr>
+        <w:t xml:space="preserve">☐  </w:t>
+      </w:r>
+      <w:r>
+        <w:rPr>
+          <w:sz w:val="20"/>
+          <w:szCs w:val="20"/>
+        </w:rPr>
+        <w:t xml:space="preserve">I reread complete sentences and punctuation.</w:t>
+      </w:r>
+      <w:r>
+        <w:rPr>
+          <w:i/>
+          <w:iCs/>
+          <w:color w:val="5F6F80"/>
+          <w:sz w:val="18"/>
+          <w:szCs w:val="18"/>
+        </w:rPr>
+        <w:br/>
+        <w:t xml:space="preserve">Volví a leer mis oraciones completas y la puntuación.</w:t>
+      </w:r>
+    </w:p>
+    <w:p>
+      <w:pPr>
+        <w:pStyle w:val="Heading1"/>
+        <w:pageBreakBefore/>
+        <w:pBdr>
+          <w:bottom w:val="single" w:color="1FA6A2" w:sz="14" w:space="6"/>
+        </w:pBdr>
+        <w:spacing w:after="140" w:before="0"/>
+      </w:pPr>
+      <w:r>
+        <w:rPr>
+          <w:b/>
+          <w:bCs/>
+          <w:color w:val="12355B"/>
+          <w:sz w:val="30"/>
+          <w:szCs w:val="30"/>
+        </w:rPr>
+        <w:t xml:space="preserve">Worked Example</w:t>
+      </w:r>
+    </w:p>
+    <w:p>
+      <w:pPr>
+        <w:pStyle w:val="Heading2"/>
+        <w:spacing w:after="80" w:before="180"/>
+      </w:pPr>
+      <w:r>
+        <w:rPr>
+          <w:b/>
+          <w:bCs/>
+          <w:color w:val="12355B"/>
+          <w:sz w:val="24"/>
+          <w:szCs w:val="24"/>
+        </w:rPr>
+        <w:t xml:space="preserve">Watch &amp; Read</w:t>
+      </w:r>
+      <w:r>
+        <w:rPr>
+          <w:i/>
+          <w:iCs/>
+          <w:color w:val="1FA6A2"/>
+          <w:sz w:val="19"/>
+          <w:szCs w:val="19"/>
+        </w:rPr>
+        <w:t xml:space="preserve">   I Do — follow along with your teacher</w:t>
+      </w:r>
+    </w:p>
+    <w:tbl>
+      <w:tblPr>
+        <w:tblW w:type="pct" w:w="100%"/>
+        <w:tblBorders>
+          <w:top w:val="single" w:color="1FA6A2" w:sz="8"/>
+          <w:left w:val="single" w:color="1FA6A2" w:sz="8"/>
+          <w:bottom w:val="single" w:color="1FA6A2" w:sz="8"/>
+          <w:right w:val="single" w:color="1FA6A2" w:sz="8"/>
+          <w:insideH w:val="single" w:color="auto" w:sz="4"/>
+          <w:insideV w:val="single" w:color="auto" w:sz="4"/>
+        </w:tblBorders>
+      </w:tblPr>
+      <w:tblGrid>
+        <w:gridCol w:w="100"/>
+      </w:tblGrid>
+      <w:tr>
+        <w:tc>
+          <w:tcPr>
+            <w:shd w:fill="E6F4F3" w:color="auto" w:val="clear"/>
+            <w:tcMar>
+              <w:top w:type="dxa" w:w="120"/>
+              <w:left w:type="dxa" w:w="180"/>
+              <w:bottom w:type="dxa" w:w="120"/>
+              <w:right w:type="dxa" w:w="180"/>
+            </w:tcMar>
+          </w:tcPr>
+          <w:p>
+            <w:pPr>
+              <w:spacing w:after="60"/>
+            </w:pPr>
+            <w:r>
+              <w:rPr>
+                <w:b/>
+                <w:bCs/>
+                <w:color w:val="12355B"/>
+                <w:sz w:val="22"/>
+                <w:szCs w:val="22"/>
+              </w:rPr>
+              <w:t xml:space="preserve">Case File: Solve and Map It</w:t>
+            </w:r>
+          </w:p>
+          <w:p>
+            <w:pPr>
+              <w:spacing w:after="0"/>
+            </w:pPr>
+            <w:r>
+              <w:rPr>
+                <w:sz w:val="21"/>
+                <w:szCs w:val="21"/>
+              </w:rPr>
+              <w:t xml:space="preserve">Detective Kim knows that the suspect withdrew more than $50 from an ATM. The amount plus a $3 fee totaled more than $53. She writes x + 3 &gt; 53 and needs to solve for x, then graph the solution set to share with the bank. How can she find and display all possible withdrawal amounts?</w:t>
+            </w:r>
+          </w:p>
+        </w:tc>
+      </w:tr>
+    </w:tbl>
+    <w:p>
+      <w:pPr>
+        <w:spacing w:after="80"/>
+      </w:pPr>
+      <w:r>
+        <w:t xml:space="preserve"/>
+      </w:r>
+    </w:p>
+    <w:p>
+      <w:pPr>
+        <w:spacing w:after="50" w:before="60"/>
+      </w:pPr>
+      <w:r>
+        <w:rPr>
+          <w:b/>
+          <w:bCs/>
+          <w:color w:val="12355B"/>
+          <w:sz w:val="21"/>
+          <w:szCs w:val="21"/>
+        </w:rPr>
+        <w:t xml:space="preserve">Think about:</w:t>
+      </w:r>
+    </w:p>
+    <w:p>
+      <w:pPr>
+        <w:spacing w:after="40"/>
+        <w:ind w:left="300"/>
+      </w:pPr>
+      <w:r>
+        <w:rPr>
+          <w:sz w:val="20"/>
+          <w:szCs w:val="20"/>
+        </w:rPr>
+        <w:t xml:space="preserve">•  What is the unknown in this situation?</w:t>
+      </w:r>
+    </w:p>
+    <w:p>
+      <w:pPr>
+        <w:spacing w:after="40"/>
+        <w:ind w:left="300"/>
+      </w:pPr>
+      <w:r>
+        <w:rPr>
+          <w:sz w:val="20"/>
+          <w:szCs w:val="20"/>
+        </w:rPr>
+        <w:t xml:space="preserve">•  What operation do you need to undo?</w:t>
+      </w:r>
+    </w:p>
+    <w:p>
+      <w:pPr>
+        <w:spacing w:after="40"/>
+        <w:ind w:left="300"/>
+      </w:pPr>
+      <w:r>
+        <w:rPr>
+          <w:sz w:val="20"/>
+          <w:szCs w:val="20"/>
+        </w:rPr>
+        <w:t xml:space="preserve">•  Will the answer be one number or many numbers?</w:t>
+      </w:r>
+    </w:p>
+    <w:p>
+      <w:pPr>
+        <w:spacing w:after="40"/>
+        <w:ind w:left="300"/>
+      </w:pPr>
+      <w:r>
+        <w:rPr>
+          <w:sz w:val="20"/>
+          <w:szCs w:val="20"/>
+        </w:rPr>
+        <w:t xml:space="preserve">•  What if the total was at most $53 instead of more than $53?</w:t>
+      </w:r>
+    </w:p>
+    <w:p>
+      <w:pPr>
+        <w:spacing w:after="40"/>
+        <w:ind w:left="300"/>
+      </w:pPr>
+      <w:r>
+        <w:rPr>
+          <w:sz w:val="20"/>
+          <w:szCs w:val="20"/>
+        </w:rPr>
+        <w:t xml:space="preserve">•  How would the graph change if the symbol were ≥ instead of &gt;?</w:t>
+      </w:r>
+    </w:p>
+    <w:p>
+      <w:pPr>
+        <w:pStyle w:val="Heading2"/>
+        <w:spacing w:after="80" w:before="180"/>
+      </w:pPr>
+      <w:r>
+        <w:rPr>
+          <w:b/>
+          <w:bCs/>
+          <w:color w:val="12355B"/>
+          <w:sz w:val="24"/>
+          <w:szCs w:val="24"/>
+        </w:rPr>
+        <w:t xml:space="preserve">Solved Example</w:t>
+      </w:r>
+      <w:r>
+        <w:rPr>
+          <w:i/>
+          <w:iCs/>
+          <w:color w:val="1FA6A2"/>
+          <w:sz w:val="19"/>
+          <w:szCs w:val="19"/>
+        </w:rPr>
+        <w:t xml:space="preserve">   I Do — watch each step</w:t>
+      </w:r>
+    </w:p>
+    <w:p>
+      <w:pPr>
+        <w:keepNext/>
+        <w:spacing w:after="40"/>
+      </w:pPr>
+      <w:r>
+        <w:rPr>
+          <w:b/>
+          <w:bCs/>
+          <w:color w:val="12355B"/>
+          <w:sz w:val="21"/>
+          <w:szCs w:val="21"/>
+        </w:rPr>
+        <w:t xml:space="preserve">Problem:  </w:t>
+      </w:r>
+      <w:r>
+        <w:rPr>
+          <w:sz w:val="21"/>
+          <w:szCs w:val="21"/>
+        </w:rPr>
+        <w:t xml:space="preserve">Solve: x + 6 &gt; 14</w:t>
+      </w:r>
+    </w:p>
+    <w:p>
+      <w:pPr>
+        <w:spacing w:after="30"/>
+        <w:ind w:left="420"/>
+      </w:pPr>
+      <w:r>
+        <w:rPr>
+          <w:sz w:val="20"/>
+          <w:szCs w:val="20"/>
+        </w:rPr>
+        <w:t xml:space="preserve">A)  x &gt; 8</w:t>
+      </w:r>
+    </w:p>
+    <w:p>
+      <w:pPr>
+        <w:spacing w:after="30"/>
+        <w:ind w:left="420"/>
+      </w:pPr>
+      <w:r>
+        <w:rPr>
+          <w:sz w:val="20"/>
+          <w:szCs w:val="20"/>
+        </w:rPr>
+        <w:t xml:space="preserve">B)  x &gt; 20</w:t>
+      </w:r>
+    </w:p>
+    <w:p>
+      <w:pPr>
+        <w:spacing w:after="30"/>
+        <w:ind w:left="420"/>
+      </w:pPr>
+      <w:r>
+        <w:rPr>
+          <w:sz w:val="20"/>
+          <w:szCs w:val="20"/>
+        </w:rPr>
+        <w:t xml:space="preserve">C)  x &lt; 8</w:t>
+      </w:r>
+    </w:p>
+    <w:p>
+      <w:pPr>
+        <w:spacing w:after="30"/>
+        <w:ind w:left="420"/>
+      </w:pPr>
+      <w:r>
+        <w:rPr>
+          <w:sz w:val="20"/>
+          <w:szCs w:val="20"/>
+        </w:rPr>
+        <w:t xml:space="preserve">D)  x = 8</w:t>
+      </w:r>
+    </w:p>
+    <w:p>
+      <w:pPr>
+        <w:spacing w:after="20" w:before="50"/>
+      </w:pPr>
+      <w:r>
+        <w:rPr>
+          <w:b/>
+          <w:bCs/>
+          <w:color w:val="1FA6A2"/>
+          <w:sz w:val="21"/>
+          <w:szCs w:val="21"/>
+        </w:rPr>
+        <w:t xml:space="preserve">Step 1:  </w:t>
+      </w:r>
+      <w:r>
+        <w:rPr>
+          <w:sz w:val="21"/>
+          <w:szCs w:val="21"/>
+        </w:rPr>
+        <w:t xml:space="preserve">Subtract 6 from both sides: x &gt; 14 − 6 = 8.</w:t>
+      </w:r>
+    </w:p>
+    <w:p>
+      <w:pPr>
+        <w:spacing w:after="20" w:before="50"/>
+      </w:pPr>
+      <w:r>
+        <w:rPr>
+          <w:b/>
+          <w:bCs/>
+          <w:color w:val="1FA6A2"/>
+          <w:sz w:val="21"/>
+          <w:szCs w:val="21"/>
+        </w:rPr>
+        <w:t xml:space="preserve">Step 2:  </w:t>
+      </w:r>
+      <w:r>
+        <w:rPr>
+          <w:sz w:val="21"/>
+          <w:szCs w:val="21"/>
+        </w:rPr>
+        <w:t xml:space="preserve">Graph: open circle at 8, shade right.</w:t>
+      </w:r>
+    </w:p>
+    <w:p>
+      <w:pPr>
+        <w:spacing w:after="40" w:before="60"/>
+      </w:pPr>
+      <w:r>
+        <w:rPr>
+          <w:b/>
+          <w:bCs/>
+          <w:color w:val="12355B"/>
+          <w:sz w:val="21"/>
+          <w:szCs w:val="21"/>
+        </w:rPr>
+        <w:t xml:space="preserve">Answer:  </w:t>
+      </w:r>
+      <w:r>
+        <w:rPr>
+          <w:b/>
+          <w:bCs/>
+          <w:sz w:val="21"/>
+          <w:szCs w:val="21"/>
+        </w:rPr>
+        <w:t xml:space="preserve">A. x &gt; 8</w:t>
+      </w:r>
+    </w:p>
+    <w:p>
+      <w:pPr>
+        <w:pStyle w:val="Heading1"/>
+        <w:pageBreakBefore/>
+        <w:pBdr>
+          <w:bottom w:val="single" w:color="1FA6A2" w:sz="14" w:space="6"/>
+        </w:pBdr>
+        <w:spacing w:after="140" w:before="0"/>
+      </w:pPr>
+      <w:r>
+        <w:rPr>
+          <w:b/>
+          <w:bCs/>
+          <w:color w:val="12355B"/>
+          <w:sz w:val="30"/>
+          <w:szCs w:val="30"/>
+        </w:rPr>
+        <w:t xml:space="preserve">Guided Practice</w:t>
+      </w:r>
+    </w:p>
+    <w:p>
+      <w:pPr>
+        <w:pStyle w:val="Heading2"/>
+        <w:spacing w:after="80" w:before="180"/>
+      </w:pPr>
+      <w:r>
+        <w:rPr>
+          <w:b/>
+          <w:bCs/>
+          <w:color w:val="12355B"/>
+          <w:sz w:val="24"/>
+          <w:szCs w:val="24"/>
+        </w:rPr>
+        <w:t xml:space="preserve">Solve Together</w:t>
+      </w:r>
+      <w:r>
+        <w:rPr>
+          <w:i/>
+          <w:iCs/>
+          <w:color w:val="6B4FA0"/>
+          <w:sz w:val="19"/>
+          <w:szCs w:val="19"/>
+        </w:rPr>
+        <w:t xml:space="preserve">   We Do — work with your class</w:t>
+      </w:r>
+    </w:p>
+    <w:p>
+      <w:pPr>
+        <w:keepNext/>
+        <w:spacing w:after="40" w:before="40"/>
+      </w:pPr>
+      <w:r>
+        <w:rPr>
+          <w:b/>
+          <w:bCs/>
+          <w:color w:val="12355B"/>
+          <w:sz w:val="21"/>
+          <w:szCs w:val="21"/>
+        </w:rPr>
+        <w:t xml:space="preserve">Problem:  </w:t>
+      </w:r>
+      <w:r>
+        <w:rPr>
+          <w:sz w:val="21"/>
+          <w:szCs w:val="21"/>
+        </w:rPr>
+        <w:t xml:space="preserve">Solve: x − 9 ≤ 3</w:t>
+      </w:r>
+    </w:p>
+    <w:p>
+      <w:pPr>
+        <w:spacing w:after="30"/>
+        <w:ind w:left="420"/>
+      </w:pPr>
+      <w:r>
+        <w:rPr>
+          <w:sz w:val="20"/>
+          <w:szCs w:val="20"/>
+        </w:rPr>
+        <w:t xml:space="preserve">A)  x ≤ 12</w:t>
+      </w:r>
+    </w:p>
+    <w:p>
+      <w:pPr>
+        <w:spacing w:after="30"/>
+        <w:ind w:left="420"/>
+      </w:pPr>
+      <w:r>
+        <w:rPr>
+          <w:sz w:val="20"/>
+          <w:szCs w:val="20"/>
+        </w:rPr>
+        <w:t xml:space="preserve">B)  x ≤ 6</w:t>
+      </w:r>
+    </w:p>
+    <w:p>
+      <w:pPr>
+        <w:spacing w:after="30"/>
+        <w:ind w:left="420"/>
+      </w:pPr>
+      <w:r>
+        <w:rPr>
+          <w:sz w:val="20"/>
+          <w:szCs w:val="20"/>
+        </w:rPr>
+        <w:t xml:space="preserve">C)  x ≥ 12</w:t>
+      </w:r>
+    </w:p>
+    <w:p>
+      <w:pPr>
+        <w:spacing w:after="30"/>
+        <w:ind w:left="420"/>
+      </w:pPr>
+      <w:r>
+        <w:rPr>
+          <w:sz w:val="20"/>
+          <w:szCs w:val="20"/>
+        </w:rPr>
+        <w:t xml:space="preserve">D)  x = 12</w:t>
+      </w:r>
+    </w:p>
+    <w:p>
+      <w:pPr>
+        <w:keepNext/>
+        <w:spacing w:after="0" w:before="50"/>
+      </w:pPr>
+      <w:r>
+        <w:rPr>
+          <w:b/>
+          <w:bCs/>
+          <w:color w:val="6B4FA0"/>
+          <w:sz w:val="21"/>
+          <w:szCs w:val="21"/>
+        </w:rPr>
+        <w:t xml:space="preserve">Step 1:</w:t>
+      </w:r>
+    </w:p>
+    <w:p>
+      <w:pPr>
+        <w:pBdr>
+          <w:bottom w:val="single" w:color="AFBECC" w:sz="6"/>
+        </w:pBdr>
+        <w:spacing w:after="30" w:before="150"/>
+      </w:pPr>
+      <w:r>
+        <w:t xml:space="preserve"/>
+      </w:r>
+    </w:p>
+    <w:p>
+      <w:pPr>
+        <w:keepNext/>
+        <w:spacing w:after="0" w:before="50"/>
+      </w:pPr>
+      <w:r>
+        <w:rPr>
+          <w:b/>
+          <w:bCs/>
+          <w:color w:val="6B4FA0"/>
+          <w:sz w:val="21"/>
+          <w:szCs w:val="21"/>
+        </w:rPr>
+        <w:t xml:space="preserve">Step 2:</w:t>
+      </w:r>
+    </w:p>
+    <w:p>
+      <w:pPr>
+        <w:pBdr>
+          <w:bottom w:val="single" w:color="AFBECC" w:sz="6"/>
+        </w:pBdr>
+        <w:spacing w:after="30" w:before="150"/>
+      </w:pPr>
+      <w:r>
+        <w:t xml:space="preserve"/>
+      </w:r>
+    </w:p>
+    <w:p>
+      <w:pPr>
+        <w:keepNext/>
+        <w:spacing w:after="0" w:before="60"/>
+      </w:pPr>
+      <w:r>
+        <w:rPr>
+          <w:b/>
+          <w:bCs/>
+          <w:color w:val="12355B"/>
+          <w:sz w:val="21"/>
+          <w:szCs w:val="21"/>
+        </w:rPr>
+        <w:t xml:space="preserve">Answer:</w:t>
+      </w:r>
+    </w:p>
+    <w:p>
+      <w:pPr>
+        <w:pBdr>
+          <w:bottom w:val="single" w:color="AFBECC" w:sz="6"/>
+        </w:pBdr>
+        <w:spacing w:after="30" w:before="150"/>
+      </w:pPr>
+      <w:r>
+        <w:t xml:space="preserve"/>
+      </w:r>
+    </w:p>
+    <w:p>
+      <w:pPr>
+        <w:spacing w:after="80"/>
+      </w:pPr>
+      <w:r>
+        <w:t xml:space="preserve"/>
+      </w:r>
+    </w:p>
+    <w:tbl>
+      <w:tblPr>
+        <w:tblW w:type="pct" w:w="100%"/>
+        <w:tblBorders>
+          <w:top w:val="single" w:color="BBD0DE" w:sz="8"/>
+          <w:left w:val="single" w:color="BBD0DE" w:sz="8"/>
+          <w:bottom w:val="single" w:color="BBD0DE" w:sz="8"/>
+          <w:right w:val="single" w:color="BBD0DE" w:sz="8"/>
+          <w:insideH w:val="single" w:color="auto" w:sz="4"/>
+          <w:insideV w:val="single" w:color="auto" w:sz="4"/>
+        </w:tblBorders>
+      </w:tblPr>
+      <w:tblGrid>
+        <w:gridCol w:w="100"/>
+      </w:tblGrid>
+      <w:tr>
+        <w:tc>
+          <w:tcPr>
+            <w:shd w:fill="EEF4F8" w:color="auto" w:val="clear"/>
+            <w:tcMar>
+              <w:top w:type="dxa" w:w="120"/>
+              <w:left w:type="dxa" w:w="180"/>
+              <w:bottom w:type="dxa" w:w="120"/>
+              <w:right w:type="dxa" w:w="180"/>
+            </w:tcMar>
+          </w:tcPr>
+          <w:p>
+            <w:pPr>
               <w:spacing w:after="60"/>
             </w:pPr>
             <w:r>
@@ -3547,6 +4843,97 @@
           <w:szCs w:val="19"/>
         </w:rPr>
         <w:t xml:space="preserve">  — Subtract 5 from both sides: x &lt; 11 − 5 = 6. Open circle at 6 (not included), shade left. ✓</w:t>
+      </w:r>
+    </w:p>
+    <w:p>
+      <w:pPr>
+        <w:pStyle w:val="Heading2"/>
+        <w:spacing w:after="80" w:before="180"/>
+      </w:pPr>
+      <w:r>
+        <w:rPr>
+          <w:b/>
+          <w:bCs/>
+          <w:color w:val="12355B"/>
+          <w:sz w:val="24"/>
+          <w:szCs w:val="24"/>
+        </w:rPr>
+        <w:t xml:space="preserve">Math Writing Criteria</w:t>
+      </w:r>
+    </w:p>
+    <w:p>
+      <w:pPr>
+        <w:spacing w:after="100"/>
+      </w:pPr>
+      <w:r>
+        <w:rPr>
+          <w:i/>
+          <w:iCs/>
+          <w:color w:val="5F6F80"/>
+          <w:sz w:val="19"/>
+          <w:szCs w:val="19"/>
+        </w:rPr>
+        <w:t xml:space="preserve">The support level changes the amount of language scaffolding, not the mathematical expectation.</w:t>
+      </w:r>
+    </w:p>
+    <w:p>
+      <w:pPr>
+        <w:spacing w:after="80"/>
+      </w:pPr>
+      <w:r>
+        <w:rPr>
+          <w:sz w:val="20"/>
+          <w:szCs w:val="20"/>
+        </w:rPr>
+        <w:t xml:space="preserve">☐  I answered the question.</w:t>
+      </w:r>
+    </w:p>
+    <w:p>
+      <w:pPr>
+        <w:spacing w:after="80"/>
+      </w:pPr>
+      <w:r>
+        <w:rPr>
+          <w:sz w:val="20"/>
+          <w:szCs w:val="20"/>
+        </w:rPr>
+        <w:t xml:space="preserve">☐  I used math evidence: numbers, an equation, a model, or a comparison.</w:t>
+      </w:r>
+    </w:p>
+    <w:p>
+      <w:pPr>
+        <w:spacing w:after="80"/>
+      </w:pPr>
+      <w:r>
+        <w:rPr>
+          <w:sz w:val="20"/>
+          <w:szCs w:val="20"/>
+        </w:rPr>
+        <w:t xml:space="preserve">☐  I explained how the evidence proves my answer.</w:t>
+      </w:r>
+    </w:p>
+    <w:p>
+      <w:pPr>
+        <w:spacing w:after="80"/>
+      </w:pPr>
+      <w:r>
+        <w:rPr>
+          <w:sz w:val="20"/>
+          <w:szCs w:val="20"/>
+        </w:rPr>
+        <w:t xml:space="preserve">☐  I used at least two math words.</w:t>
+      </w:r>
+    </w:p>
+    <w:p>
+      <w:pPr>
+        <w:spacing w:after="80"/>
+      </w:pPr>
+      <w:r>
+        <w:rPr>
+          <w:sz w:val="20"/>
+          <w:szCs w:val="20"/>
+        </w:rPr>
+        <w:t xml:space="preserve">☐  I reread complete sentences and punctuation.</w:t>
       </w:r>
     </w:p>
     <w:sectPr>

--- a/lessons/7-6/downloads/7-6-notes-teacher.docx
+++ b/lessons/7-6/downloads/7-6-notes-teacher.docx
@@ -1447,7 +1447,7 @@
           <w:sz w:val="22"/>
           <w:szCs w:val="22"/>
         </w:rPr>
-        <w:t xml:space="preserve">__________  —  The positive space between points, found from the absolute difference of coordinates on a horizontal or vertical line.</w:t>
+        <w:t xml:space="preserve">When two points share a coordinate, the distance is the ___ ___ of the difference.</w:t>
       </w:r>
     </w:p>
     <w:p>

--- a/lessons/7-6/downloads/7-6-notes-teacher.docx
+++ b/lessons/7-6/downloads/7-6-notes-teacher.docx
@@ -219,10 +219,12 @@
     <w:p>
       <w:pPr>
         <w:pStyle w:val="Heading1"/>
+        <w:keepNext/>
+        <w:keepLines/>
         <w:pBdr>
           <w:bottom w:val="single" w:color="1FA6A2" w:sz="14" w:space="6"/>
         </w:pBdr>
-        <w:spacing w:after="140" w:before="260"/>
+        <w:spacing w:after="140" w:before="300"/>
       </w:pPr>
       <w:r>
         <w:rPr>
@@ -1331,10 +1333,12 @@
     <w:p>
       <w:pPr>
         <w:pStyle w:val="Heading1"/>
+        <w:keepNext/>
+        <w:keepLines/>
         <w:pBdr>
           <w:bottom w:val="single" w:color="1FA6A2" w:sz="14" w:space="6"/>
         </w:pBdr>
-        <w:spacing w:after="140" w:before="260"/>
+        <w:spacing w:after="140" w:before="300"/>
       </w:pPr>
       <w:r>
         <w:rPr>
@@ -1430,7 +1434,8 @@
     </w:p>
     <w:p>
       <w:pPr>
-        <w:spacing w:after="120" w:before="80"/>
+        <w:keepLines/>
+        <w:spacing w:after="260" w:before="200"/>
       </w:pPr>
       <w:r>
         <w:rPr>
@@ -1447,56 +1452,41 @@
           <w:sz w:val="22"/>
           <w:szCs w:val="22"/>
         </w:rPr>
-        <w:t xml:space="preserve">When two points share a coordinate, the distance is the ___ ___ of the difference.</w:t>
-      </w:r>
-    </w:p>
-    <w:p>
-      <w:pPr>
-        <w:spacing w:after="120" w:before="80"/>
-      </w:pPr>
-      <w:r>
-        <w:rPr>
-          <w:b/>
-          <w:bCs/>
-          <w:color w:val="12355B"/>
+        <w:t xml:space="preserve">When two points share a coordinate, the distance is the </w:t>
+      </w:r>
+      <w:r>
+        <w:rPr>
           <w:sz w:val="22"/>
           <w:szCs w:val="22"/>
         </w:rPr>
-        <w:t xml:space="preserve">2.  </w:t>
+        <w:t xml:space="preserve">________________</w:t>
       </w:r>
       <w:r>
         <w:rPr>
           <w:sz w:val="22"/>
           <w:szCs w:val="22"/>
         </w:rPr>
-        <w:t xml:space="preserve">How far apart two points are on the coordinate plane is the ___.</w:t>
-      </w:r>
-    </w:p>
-    <w:p>
-      <w:pPr>
-        <w:spacing w:after="120" w:before="80"/>
-      </w:pPr>
-      <w:r>
-        <w:rPr>
-          <w:b/>
-          <w:bCs/>
-          <w:color w:val="12355B"/>
+        <w:t xml:space="preserve"> </w:t>
+      </w:r>
+      <w:r>
+        <w:rPr>
           <w:sz w:val="22"/>
           <w:szCs w:val="22"/>
         </w:rPr>
-        <w:t xml:space="preserve">3.  </w:t>
+        <w:t xml:space="preserve">________________</w:t>
       </w:r>
       <w:r>
         <w:rPr>
           <w:sz w:val="22"/>
           <w:szCs w:val="22"/>
         </w:rPr>
-        <w:t xml:space="preserve">The distance of a number from zero, used to find distance between points, is its ___.</w:t>
-      </w:r>
-    </w:p>
-    <w:p>
-      <w:pPr>
-        <w:spacing w:after="120" w:before="80"/>
+        <w:t xml:space="preserve"> of the difference.</w:t>
+      </w:r>
+    </w:p>
+    <w:p>
+      <w:pPr>
+        <w:keepLines/>
+        <w:spacing w:after="260" w:before="200"/>
       </w:pPr>
       <w:r>
         <w:rPr>
@@ -1506,41 +1496,34 @@
           <w:sz w:val="22"/>
           <w:szCs w:val="22"/>
         </w:rPr>
-        <w:t xml:space="preserve">4.  </w:t>
+        <w:t xml:space="preserve">2.  </w:t>
       </w:r>
       <w:r>
         <w:rPr>
           <w:sz w:val="22"/>
           <w:szCs w:val="22"/>
         </w:rPr>
-        <w:t xml:space="preserve">The distance between two points along the x-direction is the ___.</w:t>
-      </w:r>
-    </w:p>
-    <w:p>
-      <w:pPr>
-        <w:spacing w:after="120" w:before="80"/>
-      </w:pPr>
-      <w:r>
-        <w:rPr>
-          <w:b/>
-          <w:bCs/>
-          <w:color w:val="12355B"/>
+        <w:t xml:space="preserve">How far apart two points are on the coordinate plane is the </w:t>
+      </w:r>
+      <w:r>
+        <w:rPr>
           <w:sz w:val="22"/>
           <w:szCs w:val="22"/>
         </w:rPr>
-        <w:t xml:space="preserve">5.  </w:t>
+        <w:t xml:space="preserve">________________</w:t>
       </w:r>
       <w:r>
         <w:rPr>
           <w:sz w:val="22"/>
           <w:szCs w:val="22"/>
         </w:rPr>
-        <w:t xml:space="preserve">The distance between two points along the y-direction is the ___.</w:t>
-      </w:r>
-    </w:p>
-    <w:p>
-      <w:pPr>
-        <w:spacing w:after="120" w:before="80"/>
+        <w:t xml:space="preserve">.</w:t>
+      </w:r>
+    </w:p>
+    <w:p>
+      <w:pPr>
+        <w:keepLines/>
+        <w:spacing w:after="260" w:before="200"/>
       </w:pPr>
       <w:r>
         <w:rPr>
@@ -1550,46 +1533,187 @@
           <w:sz w:val="22"/>
           <w:szCs w:val="22"/>
         </w:rPr>
-        <w:t xml:space="preserve">6.  </w:t>
+        <w:t xml:space="preserve">3.  </w:t>
       </w:r>
       <w:r>
         <w:rPr>
           <w:sz w:val="22"/>
           <w:szCs w:val="22"/>
         </w:rPr>
-        <w:t xml:space="preserve">The grid made by the x-axis and y-axis is the ___.</w:t>
-      </w:r>
-    </w:p>
-    <w:p>
-      <w:pPr>
-        <w:spacing w:after="120" w:before="80"/>
-      </w:pPr>
-      <w:r>
-        <w:rPr>
-          <w:b/>
-          <w:bCs/>
-          <w:color w:val="12355B"/>
+        <w:t xml:space="preserve">The distance of a number from zero, used to find distance between points, is its </w:t>
+      </w:r>
+      <w:r>
+        <w:rPr>
           <w:sz w:val="22"/>
           <w:szCs w:val="22"/>
         </w:rPr>
-        <w:t xml:space="preserve">7.  </w:t>
+        <w:t xml:space="preserve">________________</w:t>
       </w:r>
       <w:r>
         <w:rPr>
           <w:sz w:val="22"/>
           <w:szCs w:val="22"/>
         </w:rPr>
-        <w:t xml:space="preserve">A whole number or its opposite is an ___.</w:t>
+        <w:t xml:space="preserve">.</w:t>
+      </w:r>
+    </w:p>
+    <w:p>
+      <w:pPr>
+        <w:keepLines/>
+        <w:spacing w:after="260" w:before="200"/>
+      </w:pPr>
+      <w:r>
+        <w:rPr>
+          <w:b/>
+          <w:bCs/>
+          <w:color w:val="12355B"/>
+          <w:sz w:val="22"/>
+          <w:szCs w:val="22"/>
+        </w:rPr>
+        <w:t xml:space="preserve">4.  </w:t>
+      </w:r>
+      <w:r>
+        <w:rPr>
+          <w:sz w:val="22"/>
+          <w:szCs w:val="22"/>
+        </w:rPr>
+        <w:t xml:space="preserve">The distance between two points along the x-direction is the </w:t>
+      </w:r>
+      <w:r>
+        <w:rPr>
+          <w:sz w:val="22"/>
+          <w:szCs w:val="22"/>
+        </w:rPr>
+        <w:t xml:space="preserve">________________</w:t>
+      </w:r>
+      <w:r>
+        <w:rPr>
+          <w:sz w:val="22"/>
+          <w:szCs w:val="22"/>
+        </w:rPr>
+        <w:t xml:space="preserve">.</w:t>
+      </w:r>
+    </w:p>
+    <w:p>
+      <w:pPr>
+        <w:keepLines/>
+        <w:spacing w:after="260" w:before="200"/>
+      </w:pPr>
+      <w:r>
+        <w:rPr>
+          <w:b/>
+          <w:bCs/>
+          <w:color w:val="12355B"/>
+          <w:sz w:val="22"/>
+          <w:szCs w:val="22"/>
+        </w:rPr>
+        <w:t xml:space="preserve">5.  </w:t>
+      </w:r>
+      <w:r>
+        <w:rPr>
+          <w:sz w:val="22"/>
+          <w:szCs w:val="22"/>
+        </w:rPr>
+        <w:t xml:space="preserve">The distance between two points along the y-direction is the </w:t>
+      </w:r>
+      <w:r>
+        <w:rPr>
+          <w:sz w:val="22"/>
+          <w:szCs w:val="22"/>
+        </w:rPr>
+        <w:t xml:space="preserve">________________</w:t>
+      </w:r>
+      <w:r>
+        <w:rPr>
+          <w:sz w:val="22"/>
+          <w:szCs w:val="22"/>
+        </w:rPr>
+        <w:t xml:space="preserve">.</w:t>
+      </w:r>
+    </w:p>
+    <w:p>
+      <w:pPr>
+        <w:keepLines/>
+        <w:spacing w:after="260" w:before="200"/>
+      </w:pPr>
+      <w:r>
+        <w:rPr>
+          <w:b/>
+          <w:bCs/>
+          <w:color w:val="12355B"/>
+          <w:sz w:val="22"/>
+          <w:szCs w:val="22"/>
+        </w:rPr>
+        <w:t xml:space="preserve">6.  </w:t>
+      </w:r>
+      <w:r>
+        <w:rPr>
+          <w:sz w:val="22"/>
+          <w:szCs w:val="22"/>
+        </w:rPr>
+        <w:t xml:space="preserve">The grid made by the x-axis and y-axis is the </w:t>
+      </w:r>
+      <w:r>
+        <w:rPr>
+          <w:sz w:val="22"/>
+          <w:szCs w:val="22"/>
+        </w:rPr>
+        <w:t xml:space="preserve">________________</w:t>
+      </w:r>
+      <w:r>
+        <w:rPr>
+          <w:sz w:val="22"/>
+          <w:szCs w:val="22"/>
+        </w:rPr>
+        <w:t xml:space="preserve">.</w:t>
+      </w:r>
+    </w:p>
+    <w:p>
+      <w:pPr>
+        <w:keepLines/>
+        <w:spacing w:after="260" w:before="200"/>
+      </w:pPr>
+      <w:r>
+        <w:rPr>
+          <w:b/>
+          <w:bCs/>
+          <w:color w:val="12355B"/>
+          <w:sz w:val="22"/>
+          <w:szCs w:val="22"/>
+        </w:rPr>
+        <w:t xml:space="preserve">7.  </w:t>
+      </w:r>
+      <w:r>
+        <w:rPr>
+          <w:sz w:val="22"/>
+          <w:szCs w:val="22"/>
+        </w:rPr>
+        <w:t xml:space="preserve">A whole number or its opposite is an </w:t>
+      </w:r>
+      <w:r>
+        <w:rPr>
+          <w:sz w:val="22"/>
+          <w:szCs w:val="22"/>
+        </w:rPr>
+        <w:t xml:space="preserve">________________</w:t>
+      </w:r>
+      <w:r>
+        <w:rPr>
+          <w:sz w:val="22"/>
+          <w:szCs w:val="22"/>
+        </w:rPr>
+        <w:t xml:space="preserve">.</w:t>
       </w:r>
     </w:p>
     <w:p>
       <w:pPr>
         <w:pStyle w:val="Heading1"/>
-        <w:pageBreakBefore/>
+        <w:keepNext/>
+        <w:keepLines/>
         <w:pBdr>
           <w:bottom w:val="single" w:color="1FA6A2" w:sz="14" w:space="6"/>
         </w:pBdr>
-        <w:spacing w:after="140" w:before="0"/>
+        <w:spacing w:after="140" w:before="300"/>
       </w:pPr>
       <w:r>
         <w:rPr>
@@ -2870,11 +2994,12 @@
     <w:p>
       <w:pPr>
         <w:pStyle w:val="Heading1"/>
-        <w:pageBreakBefore/>
+        <w:keepNext/>
+        <w:keepLines/>
         <w:pBdr>
           <w:bottom w:val="single" w:color="1FA6A2" w:sz="14" w:space="6"/>
         </w:pBdr>
-        <w:spacing w:after="140" w:before="0"/>
+        <w:spacing w:after="140" w:before="300"/>
       </w:pPr>
       <w:r>
         <w:rPr>
@@ -3229,11 +3354,12 @@
     <w:p>
       <w:pPr>
         <w:pStyle w:val="Heading1"/>
-        <w:pageBreakBefore/>
+        <w:keepNext/>
+        <w:keepLines/>
         <w:pBdr>
           <w:bottom w:val="single" w:color="1FA6A2" w:sz="14" w:space="6"/>
         </w:pBdr>
-        <w:spacing w:after="140" w:before="0"/>
+        <w:spacing w:after="140" w:before="300"/>
       </w:pPr>
       <w:r>
         <w:rPr>
@@ -4035,11 +4161,12 @@
     <w:p>
       <w:pPr>
         <w:pStyle w:val="Heading1"/>
-        <w:pageBreakBefore/>
+        <w:keepNext/>
+        <w:keepLines/>
         <w:pBdr>
           <w:bottom w:val="single" w:color="1FA6A2" w:sz="14" w:space="6"/>
         </w:pBdr>
-        <w:spacing w:after="140" w:before="0"/>
+        <w:spacing w:after="140" w:before="300"/>
       </w:pPr>
       <w:r>
         <w:rPr>
@@ -4954,11 +5081,12 @@
     <w:p>
       <w:pPr>
         <w:pStyle w:val="Heading1"/>
-        <w:pageBreakBefore/>
+        <w:keepNext/>
+        <w:keepLines/>
         <w:pBdr>
           <w:bottom w:val="single" w:color="1FA6A2" w:sz="14" w:space="6"/>
         </w:pBdr>
-        <w:spacing w:after="140" w:before="0"/>
+        <w:spacing w:after="140" w:before="300"/>
       </w:pPr>
       <w:r>
         <w:rPr>
@@ -5071,6 +5199,8 @@
     <w:p>
       <w:pPr>
         <w:pStyle w:val="Heading1"/>
+        <w:keepNext/>
+        <w:keepLines/>
         <w:pageBreakBefore/>
         <w:pBdr>
           <w:bottom w:val="single" w:color="1FA6A2" w:sz="14" w:space="6"/>

--- a/lessons/7-6/downloads/7-6-notes-teacher.docx
+++ b/lessons/7-6/downloads/7-6-notes-teacher.docx
@@ -1726,47 +1726,6 @@
         <w:t xml:space="preserve">Write About the Math</w:t>
       </w:r>
     </w:p>
-    <w:p>
-      <w:pPr>
-        <w:spacing w:after="100"/>
-      </w:pPr>
-      <w:r>
-        <w:rPr>
-          <w:i/>
-          <w:iCs/>
-          <w:color w:val="5F6F80"/>
-          <w:sz w:val="19"/>
-          <w:szCs w:val="19"/>
-        </w:rPr>
-        <w:t xml:space="preserve">Use the support level you need. Every level answers the same math question.</w:t>
-      </w:r>
-    </w:p>
-    <w:p>
-      <w:pPr>
-        <w:pStyle w:val="Heading2"/>
-        <w:spacing w:after="80" w:before="180"/>
-      </w:pPr>
-      <w:r>
-        <w:rPr>
-          <w:b/>
-          <w:bCs/>
-          <w:color w:val="12355B"/>
-          <w:sz w:val="24"/>
-          <w:szCs w:val="24"/>
-        </w:rPr>
-        <w:t xml:space="preserve">1. Understand the Question</w:t>
-      </w:r>
-      <w:r>
-        <w:rPr>
-          <w:i/>
-          <w:iCs/>
-          <w:color w:val="B97A12"/>
-          <w:sz w:val="19"/>
-          <w:szCs w:val="19"/>
-        </w:rPr>
-        <w:t xml:space="preserve">   explain</w:t>
-      </w:r>
-    </w:p>
     <w:tbl>
       <w:tblPr>
         <w:tblW w:type="pct" w:w="100%"/>
@@ -1805,344 +1764,6 @@
               </w:rPr>
               <w:t xml:space="preserve">How does the drone use coordinate distance to calculate the total flight path?</w:t>
             </w:r>
-          </w:p>
-          <w:p>
-            <w:pPr>
-              <w:spacing w:after="0"/>
-            </w:pPr>
-            <w:r>
-              <w:rPr>
-                <w:b/>
-                <w:bCs/>
-                <w:color w:val="12355B"/>
-                <w:sz w:val="20"/>
-                <w:szCs w:val="20"/>
-              </w:rPr>
-              <w:t xml:space="preserve">Your job:  </w:t>
-            </w:r>
-            <w:r>
-              <w:rPr>
-                <w:sz w:val="20"/>
-                <w:szCs w:val="20"/>
-              </w:rPr>
-              <w:t xml:space="preserve">Answer the question. Use math evidence. Explain how the evidence proves your answer.</w:t>
-            </w:r>
-            <w:r>
-              <w:rPr>
-                <w:i/>
-                <w:iCs/>
-                <w:color w:val="5F6F80"/>
-                <w:sz w:val="18"/>
-                <w:szCs w:val="18"/>
-              </w:rPr>
-              <w:br/>
-              <w:t xml:space="preserve">Responde la pregunta. Usa evidencia matemática. Explica cómo la evidencia demuestra tu respuesta.</w:t>
-            </w:r>
-          </w:p>
-        </w:tc>
-      </w:tr>
-    </w:tbl>
-    <w:p>
-      <w:pPr>
-        <w:pStyle w:val="Heading2"/>
-        <w:spacing w:after="80" w:before="180"/>
-      </w:pPr>
-      <w:r>
-        <w:rPr>
-          <w:b/>
-          <w:bCs/>
-          <w:color w:val="12355B"/>
-          <w:sz w:val="24"/>
-          <w:szCs w:val="24"/>
-        </w:rPr>
-        <w:t xml:space="preserve">2. Plan Your Math Words</w:t>
-      </w:r>
-      <w:r>
-        <w:rPr>
-          <w:i/>
-          <w:iCs/>
-          <w:color w:val="1FA6A2"/>
-          <w:sz w:val="19"/>
-          <w:szCs w:val="19"/>
-        </w:rPr>
-        <w:t xml:space="preserve">   check at least two</w:t>
-      </w:r>
-    </w:p>
-    <w:p>
-      <w:pPr>
-        <w:spacing w:after="60"/>
-      </w:pPr>
-      <w:r>
-        <w:rPr>
-          <w:b/>
-          <w:bCs/>
-          <w:color w:val="1FA6A2"/>
-          <w:sz w:val="22"/>
-          <w:szCs w:val="22"/>
-        </w:rPr>
-        <w:t xml:space="preserve">☐  </w:t>
-      </w:r>
-      <w:r>
-        <w:rPr>
-          <w:b/>
-          <w:bCs/>
-          <w:color w:val="12355B"/>
-          <w:sz w:val="20"/>
-          <w:szCs w:val="20"/>
-        </w:rPr>
-        <w:t xml:space="preserve">Distance on the Coordinate Plane — </w:t>
-      </w:r>
-      <w:r>
-        <w:rPr>
-          <w:sz w:val="20"/>
-          <w:szCs w:val="20"/>
-        </w:rPr>
-        <w:t xml:space="preserve">The positive space between points, found from the absolute difference of coordinates on a horizontal or vertical line.</w:t>
-      </w:r>
-      <w:r>
-        <w:rPr>
-          <w:i/>
-          <w:iCs/>
-          <w:color w:val="5F6F80"/>
-          <w:sz w:val="18"/>
-          <w:szCs w:val="18"/>
-        </w:rPr>
-        <w:br/>
-        <w:t xml:space="preserve">Distancia en el plano de coordenadas — El espacio positivo entre puntos, que se halla con la diferencia absoluta de las coordenadas en una línea horizontal o vertical.</w:t>
-      </w:r>
-    </w:p>
-    <w:p>
-      <w:pPr>
-        <w:spacing w:after="60"/>
-      </w:pPr>
-      <w:r>
-        <w:rPr>
-          <w:b/>
-          <w:bCs/>
-          <w:color w:val="1FA6A2"/>
-          <w:sz w:val="22"/>
-          <w:szCs w:val="22"/>
-        </w:rPr>
-        <w:t xml:space="preserve">☐  </w:t>
-      </w:r>
-      <w:r>
-        <w:rPr>
-          <w:b/>
-          <w:bCs/>
-          <w:color w:val="12355B"/>
-          <w:sz w:val="20"/>
-          <w:szCs w:val="20"/>
-        </w:rPr>
-        <w:t xml:space="preserve">Distance — </w:t>
-      </w:r>
-      <w:r>
-        <w:rPr>
-          <w:sz w:val="20"/>
-          <w:szCs w:val="20"/>
-        </w:rPr>
-        <w:t xml:space="preserve">How far apart two points are. It is never negative.</w:t>
-      </w:r>
-      <w:r>
-        <w:rPr>
-          <w:i/>
-          <w:iCs/>
-          <w:color w:val="5F6F80"/>
-          <w:sz w:val="18"/>
-          <w:szCs w:val="18"/>
-        </w:rPr>
-        <w:br/>
-        <w:t xml:space="preserve">Distancia — Qué tan separados están dos puntos. Nunca es negativo.</w:t>
-      </w:r>
-    </w:p>
-    <w:p>
-      <w:pPr>
-        <w:spacing w:after="60"/>
-      </w:pPr>
-      <w:r>
-        <w:rPr>
-          <w:b/>
-          <w:bCs/>
-          <w:color w:val="1FA6A2"/>
-          <w:sz w:val="22"/>
-          <w:szCs w:val="22"/>
-        </w:rPr>
-        <w:t xml:space="preserve">☐  </w:t>
-      </w:r>
-      <w:r>
-        <w:rPr>
-          <w:b/>
-          <w:bCs/>
-          <w:color w:val="12355B"/>
-          <w:sz w:val="20"/>
-          <w:szCs w:val="20"/>
-        </w:rPr>
-        <w:t xml:space="preserve">Absolute value — </w:t>
-      </w:r>
-      <w:r>
-        <w:rPr>
-          <w:sz w:val="20"/>
-          <w:szCs w:val="20"/>
-        </w:rPr>
-        <w:t xml:space="preserve">How far a number is from zero. It is never negative.</w:t>
-      </w:r>
-      <w:r>
-        <w:rPr>
-          <w:i/>
-          <w:iCs/>
-          <w:color w:val="5F6F80"/>
-          <w:sz w:val="18"/>
-          <w:szCs w:val="18"/>
-        </w:rPr>
-        <w:br/>
-        <w:t xml:space="preserve">Valor absoluto — Qué tan lejos está un número de cero. Nunca es negativo.</w:t>
-      </w:r>
-    </w:p>
-    <w:p>
-      <w:pPr>
-        <w:spacing w:after="60"/>
-      </w:pPr>
-      <w:r>
-        <w:rPr>
-          <w:b/>
-          <w:bCs/>
-          <w:color w:val="1FA6A2"/>
-          <w:sz w:val="22"/>
-          <w:szCs w:val="22"/>
-        </w:rPr>
-        <w:t xml:space="preserve">☐  </w:t>
-      </w:r>
-      <w:r>
-        <w:rPr>
-          <w:b/>
-          <w:bCs/>
-          <w:color w:val="12355B"/>
-          <w:sz w:val="20"/>
-          <w:szCs w:val="20"/>
-        </w:rPr>
-        <w:t xml:space="preserve">Horizontal distance — </w:t>
-      </w:r>
-      <w:r>
-        <w:rPr>
-          <w:sz w:val="20"/>
-          <w:szCs w:val="20"/>
-        </w:rPr>
-        <w:t xml:space="preserve">How far apart two points are going left or right.</w:t>
-      </w:r>
-      <w:r>
-        <w:rPr>
-          <w:i/>
-          <w:iCs/>
-          <w:color w:val="5F6F80"/>
-          <w:sz w:val="18"/>
-          <w:szCs w:val="18"/>
-        </w:rPr>
-        <w:br/>
-        <w:t xml:space="preserve">Distancia horizontal — Qué tan separados están dos puntos yendo a la izquierda o a la derecha.</w:t>
-      </w:r>
-    </w:p>
-    <w:p>
-      <w:pPr>
-        <w:spacing w:after="60"/>
-      </w:pPr>
-      <w:r>
-        <w:rPr>
-          <w:b/>
-          <w:bCs/>
-          <w:color w:val="1FA6A2"/>
-          <w:sz w:val="22"/>
-          <w:szCs w:val="22"/>
-        </w:rPr>
-        <w:t xml:space="preserve">☐  </w:t>
-      </w:r>
-      <w:r>
-        <w:rPr>
-          <w:b/>
-          <w:bCs/>
-          <w:color w:val="12355B"/>
-          <w:sz w:val="20"/>
-          <w:szCs w:val="20"/>
-        </w:rPr>
-        <w:t xml:space="preserve">Vertical distance — </w:t>
-      </w:r>
-      <w:r>
-        <w:rPr>
-          <w:sz w:val="20"/>
-          <w:szCs w:val="20"/>
-        </w:rPr>
-        <w:t xml:space="preserve">How far apart two points are going up or down.</w:t>
-      </w:r>
-      <w:r>
-        <w:rPr>
-          <w:i/>
-          <w:iCs/>
-          <w:color w:val="5F6F80"/>
-          <w:sz w:val="18"/>
-          <w:szCs w:val="18"/>
-        </w:rPr>
-        <w:br/>
-        <w:t xml:space="preserve">Distancia vertical — Qué tan separados están dos puntos yendo hacia arriba o hacia abajo.</w:t>
-      </w:r>
-    </w:p>
-    <w:tbl>
-      <w:tblPr>
-        <w:tblW w:type="pct" w:w="100%"/>
-        <w:tblBorders>
-          <w:top w:val="single" w:color="1FA6A2" w:sz="8"/>
-          <w:left w:val="single" w:color="1FA6A2" w:sz="8"/>
-          <w:bottom w:val="single" w:color="1FA6A2" w:sz="8"/>
-          <w:right w:val="single" w:color="1FA6A2" w:sz="8"/>
-          <w:insideH w:val="single" w:color="auto" w:sz="4"/>
-          <w:insideV w:val="single" w:color="auto" w:sz="4"/>
-        </w:tblBorders>
-      </w:tblPr>
-      <w:tblGrid>
-        <w:gridCol w:w="100"/>
-      </w:tblGrid>
-      <w:tr>
-        <w:tc>
-          <w:tcPr>
-            <w:shd w:fill="F7FFFD" w:color="auto" w:val="clear"/>
-            <w:tcMar>
-              <w:top w:type="dxa" w:w="120"/>
-              <w:left w:type="dxa" w:w="180"/>
-              <w:bottom w:type="dxa" w:w="120"/>
-              <w:right w:type="dxa" w:w="180"/>
-            </w:tcMar>
-          </w:tcPr>
-          <w:p>
-            <w:pPr>
-              <w:spacing w:after="50"/>
-            </w:pPr>
-            <w:r>
-              <w:rPr>
-                <w:b/>
-                <w:bCs/>
-                <w:color w:val="1FA6A2"/>
-                <w:sz w:val="20"/>
-                <w:szCs w:val="20"/>
-              </w:rPr>
-              <w:t xml:space="preserve">Say it first:  </w:t>
-            </w:r>
-            <w:r>
-              <w:rPr>
-                <w:sz w:val="20"/>
-                <w:szCs w:val="20"/>
-              </w:rPr>
-              <w:t xml:space="preserve">Say your idea to a partner or quietly to yourself before you write.</w:t>
-            </w:r>
-          </w:p>
-          <w:p>
-            <w:pPr>
-              <w:spacing w:after="60"/>
-            </w:pPr>
-            <w:r>
-              <w:rPr>
-                <w:color w:val="1A2733"/>
-                <w:sz w:val="21"/>
-                <w:szCs w:val="21"/>
-              </w:rPr>
-              <w:t xml:space="preserve">The horizontal distance from (-4, 0) to (3, 0) is ___ units because ___. The vertical distance from (3, 0) to (3, -5) is ___ units because ___. The total flight path is ___ units.</w:t>
-            </w:r>
             <w:r>
               <w:rPr>
                 <w:i/>
@@ -2152,7 +1773,7 @@
                 <w:szCs w:val="19"/>
               </w:rPr>
               <w:br/>
-              <w:t xml:space="preserve">Di tu respuesta primero: Mi respuesta es ___ porque ___.</w:t>
+              <w:t xml:space="preserve">¿Cómo usa el dron la distancia en coordenadas para calcular la ruta de vuelo total?</w:t>
             </w:r>
           </w:p>
         </w:tc>
@@ -2160,28 +1781,192 @@
     </w:tbl>
     <w:p>
       <w:pPr>
-        <w:pStyle w:val="Heading2"/>
-        <w:spacing w:after="80" w:before="180"/>
-      </w:pPr>
-      <w:r>
-        <w:rPr>
-          <w:b/>
-          <w:bCs/>
-          <w:color w:val="12355B"/>
-          <w:sz w:val="24"/>
-          <w:szCs w:val="24"/>
-        </w:rPr>
-        <w:t xml:space="preserve">3. Build Your Explanation</w:t>
-      </w:r>
+        <w:spacing w:after="100"/>
+      </w:pPr>
       <w:r>
         <w:rPr>
           <w:i/>
           <w:iCs/>
-          <w:color w:val="B97A12"/>
+          <w:color w:val="5F6F80"/>
           <w:sz w:val="19"/>
           <w:szCs w:val="19"/>
         </w:rPr>
-        <w:t xml:space="preserve">   choose your support</w:t>
+        <w:t xml:space="preserve">Say your answer to a partner first. Then write it, using at least two of these words:</w:t>
+      </w:r>
+    </w:p>
+    <w:p>
+      <w:pPr>
+        <w:spacing w:after="40"/>
+      </w:pPr>
+      <w:r>
+        <w:rPr>
+          <w:b/>
+          <w:bCs/>
+          <w:color w:val="1FA6A2"/>
+          <w:sz w:val="22"/>
+          <w:szCs w:val="22"/>
+        </w:rPr>
+        <w:t xml:space="preserve">☐  </w:t>
+      </w:r>
+      <w:r>
+        <w:rPr>
+          <w:b/>
+          <w:bCs/>
+          <w:color w:val="12355B"/>
+          <w:sz w:val="20"/>
+          <w:szCs w:val="20"/>
+        </w:rPr>
+        <w:t xml:space="preserve">Distance</w:t>
+      </w:r>
+      <w:r>
+        <w:rPr>
+          <w:i/>
+          <w:iCs/>
+          <w:color w:val="5F6F80"/>
+          <w:sz w:val="18"/>
+          <w:szCs w:val="18"/>
+        </w:rPr>
+        <w:t xml:space="preserve">  ·  Distancia</w:t>
+      </w:r>
+    </w:p>
+    <w:p>
+      <w:pPr>
+        <w:spacing w:after="40"/>
+      </w:pPr>
+      <w:r>
+        <w:rPr>
+          <w:b/>
+          <w:bCs/>
+          <w:color w:val="1FA6A2"/>
+          <w:sz w:val="22"/>
+          <w:szCs w:val="22"/>
+        </w:rPr>
+        <w:t xml:space="preserve">☐  </w:t>
+      </w:r>
+      <w:r>
+        <w:rPr>
+          <w:b/>
+          <w:bCs/>
+          <w:color w:val="12355B"/>
+          <w:sz w:val="20"/>
+          <w:szCs w:val="20"/>
+        </w:rPr>
+        <w:t xml:space="preserve">Absolute value</w:t>
+      </w:r>
+      <w:r>
+        <w:rPr>
+          <w:i/>
+          <w:iCs/>
+          <w:color w:val="5F6F80"/>
+          <w:sz w:val="18"/>
+          <w:szCs w:val="18"/>
+        </w:rPr>
+        <w:t xml:space="preserve">  ·  Valor absoluto</w:t>
+      </w:r>
+    </w:p>
+    <w:p>
+      <w:pPr>
+        <w:spacing w:after="40"/>
+      </w:pPr>
+      <w:r>
+        <w:rPr>
+          <w:b/>
+          <w:bCs/>
+          <w:color w:val="1FA6A2"/>
+          <w:sz w:val="22"/>
+          <w:szCs w:val="22"/>
+        </w:rPr>
+        <w:t xml:space="preserve">☐  </w:t>
+      </w:r>
+      <w:r>
+        <w:rPr>
+          <w:b/>
+          <w:bCs/>
+          <w:color w:val="12355B"/>
+          <w:sz w:val="20"/>
+          <w:szCs w:val="20"/>
+        </w:rPr>
+        <w:t xml:space="preserve">Horizontal distance</w:t>
+      </w:r>
+      <w:r>
+        <w:rPr>
+          <w:i/>
+          <w:iCs/>
+          <w:color w:val="5F6F80"/>
+          <w:sz w:val="18"/>
+          <w:szCs w:val="18"/>
+        </w:rPr>
+        <w:t xml:space="preserve">  ·  Distancia horizontal</w:t>
+      </w:r>
+    </w:p>
+    <w:p>
+      <w:pPr>
+        <w:spacing w:after="40"/>
+      </w:pPr>
+      <w:r>
+        <w:rPr>
+          <w:b/>
+          <w:bCs/>
+          <w:color w:val="1FA6A2"/>
+          <w:sz w:val="22"/>
+          <w:szCs w:val="22"/>
+        </w:rPr>
+        <w:t xml:space="preserve">☐  </w:t>
+      </w:r>
+      <w:r>
+        <w:rPr>
+          <w:b/>
+          <w:bCs/>
+          <w:color w:val="12355B"/>
+          <w:sz w:val="20"/>
+          <w:szCs w:val="20"/>
+        </w:rPr>
+        <w:t xml:space="preserve">Vertical distance</w:t>
+      </w:r>
+      <w:r>
+        <w:rPr>
+          <w:i/>
+          <w:iCs/>
+          <w:color w:val="5F6F80"/>
+          <w:sz w:val="18"/>
+          <w:szCs w:val="18"/>
+        </w:rPr>
+        <w:t xml:space="preserve">  ·  Distancia vertical</w:t>
+      </w:r>
+    </w:p>
+    <w:p>
+      <w:pPr>
+        <w:spacing w:after="40"/>
+      </w:pPr>
+      <w:r>
+        <w:rPr>
+          <w:b/>
+          <w:bCs/>
+          <w:color w:val="1FA6A2"/>
+          <w:sz w:val="22"/>
+          <w:szCs w:val="22"/>
+        </w:rPr>
+        <w:t xml:space="preserve">☐  </w:t>
+      </w:r>
+      <w:r>
+        <w:rPr>
+          <w:b/>
+          <w:bCs/>
+          <w:color w:val="12355B"/>
+          <w:sz w:val="20"/>
+          <w:szCs w:val="20"/>
+        </w:rPr>
+        <w:t xml:space="preserve">Coordinate plane</w:t>
+      </w:r>
+      <w:r>
+        <w:rPr>
+          <w:i/>
+          <w:iCs/>
+          <w:color w:val="5F6F80"/>
+          <w:sz w:val="18"/>
+          <w:szCs w:val="18"/>
+        </w:rPr>
+        <w:t xml:space="preserve">  ·  Plano cartesiano</w:t>
       </w:r>
     </w:p>
     <w:tbl>
@@ -2212,21 +1997,6 @@
           </w:tcPr>
           <w:p>
             <w:pPr>
-              <w:spacing w:after="50"/>
-            </w:pPr>
-            <w:r>
-              <w:rPr>
-                <w:i/>
-                <w:iCs/>
-                <w:color w:val="5F6F80"/>
-                <w:sz w:val="19"/>
-                <w:szCs w:val="19"/>
-              </w:rPr>
-              <w:t xml:space="preserve">This model shows the parts of an explanation. It does not answer your writing question.</w:t>
-            </w:r>
-          </w:p>
-          <w:p>
-            <w:pPr>
               <w:spacing w:after="80"/>
             </w:pPr>
             <w:r>
@@ -2237,58 +2007,14 @@
                 <w:sz w:val="19"/>
                 <w:szCs w:val="19"/>
               </w:rPr>
-              <w:t xml:space="preserve">Claim:  </w:t>
+              <w:t xml:space="preserve">Model:  </w:t>
             </w:r>
             <w:r>
               <w:rPr>
                 <w:sz w:val="19"/>
                 <w:szCs w:val="19"/>
               </w:rPr>
-              <w:t xml:space="preserve">I can find the distance by looking at the coordinates that ___.</w:t>
-            </w:r>
-          </w:p>
-          <w:p>
-            <w:pPr>
-              <w:spacing w:after="80"/>
-            </w:pPr>
-            <w:r>
-              <w:rPr>
-                <w:b/>
-                <w:bCs/>
-                <w:color w:val="12355B"/>
-                <w:sz w:val="19"/>
-                <w:szCs w:val="19"/>
-              </w:rPr>
-              <w:t xml:space="preserve">Evidence:  </w:t>
-            </w:r>
-            <w:r>
-              <w:rPr>
-                <w:sz w:val="19"/>
-                <w:szCs w:val="19"/>
-              </w:rPr>
-              <w:t xml:space="preserve">Student finds the distance by subtracting the x-coordinates (7 - 2 = 5) since the points share a horizontal line.</w:t>
-            </w:r>
-          </w:p>
-          <w:p>
-            <w:pPr>
-              <w:spacing w:after="80"/>
-            </w:pPr>
-            <w:r>
-              <w:rPr>
-                <w:b/>
-                <w:bCs/>
-                <w:color w:val="12355B"/>
-                <w:sz w:val="19"/>
-                <w:szCs w:val="19"/>
-              </w:rPr>
-              <w:t xml:space="preserve">Reasoning:  </w:t>
-            </w:r>
-            <w:r>
-              <w:rPr>
-                <w:sz w:val="19"/>
-                <w:szCs w:val="19"/>
-              </w:rPr>
-              <w:t xml:space="preserve">This evidence connects the definition of distance on the coordinate plane to the mathematical claim.</w:t>
+              <w:t xml:space="preserve">I can find the distance by looking at the coordinates that ___. — Student finds the distance by subtracting the x-coordinates (7 - 2 = 5) since the points share a horizontal line.</w:t>
             </w:r>
           </w:p>
         </w:tc>
@@ -2367,7 +2093,7 @@
           <w:sz w:val="21"/>
           <w:szCs w:val="21"/>
         </w:rPr>
-        <w:t xml:space="preserve">My answer is ___.</w:t>
+        <w:t xml:space="preserve">My answer is ___ because ___.</w:t>
       </w:r>
       <w:r>
         <w:rPr>
@@ -2378,7 +2104,7 @@
           <w:szCs w:val="19"/>
         </w:rPr>
         <w:br/>
-        <w:t xml:space="preserve">Mi respuesta es ___.</w:t>
+        <w:t xml:space="preserve">Mi respuesta es ___ porque ___.</w:t>
       </w:r>
     </w:p>
     <w:tbl>
@@ -2518,7 +2244,7 @@
           <w:sz w:val="21"/>
           <w:szCs w:val="21"/>
         </w:rPr>
-        <w:t xml:space="preserve">I know because ___.</w:t>
+        <w:t xml:space="preserve">My evidence is ___, so ___.</w:t>
       </w:r>
       <w:r>
         <w:rPr>
@@ -2529,31 +2255,7 @@
           <w:szCs w:val="19"/>
         </w:rPr>
         <w:br/>
-        <w:t xml:space="preserve">Lo sé porque ___.</w:t>
-      </w:r>
-    </w:p>
-    <w:p>
-      <w:pPr>
-        <w:spacing w:after="60"/>
-      </w:pPr>
-      <w:r>
-        <w:rPr>
-          <w:color w:val="1A2733"/>
-          <w:sz w:val="21"/>
-          <w:szCs w:val="21"/>
-        </w:rPr>
-        <w:t xml:space="preserve">So ___.</w:t>
-      </w:r>
-      <w:r>
-        <w:rPr>
-          <w:i/>
-          <w:iCs/>
-          <w:color w:val="5F6F80"/>
-          <w:sz w:val="19"/>
-          <w:szCs w:val="19"/>
-        </w:rPr>
-        <w:br/>
-        <w:t xml:space="preserve">Entonces ___.</w:t>
+        <w:t xml:space="preserve">Mi evidencia es ___, entonces ___.</w:t>
       </w:r>
     </w:p>
     <w:tbl>
@@ -2659,78 +2361,6 @@
         <w:t xml:space="preserve">Escribe una afirmación, da evidencia matemática y explica tu razonamiento.</w:t>
       </w:r>
     </w:p>
-    <w:p>
-      <w:pPr>
-        <w:spacing w:after="60"/>
-      </w:pPr>
-      <w:r>
-        <w:rPr>
-          <w:color w:val="1A2733"/>
-          <w:sz w:val="21"/>
-          <w:szCs w:val="21"/>
-        </w:rPr>
-        <w:t xml:space="preserve">My claim is ___.</w:t>
-      </w:r>
-      <w:r>
-        <w:rPr>
-          <w:i/>
-          <w:iCs/>
-          <w:color w:val="5F6F80"/>
-          <w:sz w:val="19"/>
-          <w:szCs w:val="19"/>
-        </w:rPr>
-        <w:br/>
-        <w:t xml:space="preserve">Mi afirmación es ___.</w:t>
-      </w:r>
-    </w:p>
-    <w:p>
-      <w:pPr>
-        <w:spacing w:after="60"/>
-      </w:pPr>
-      <w:r>
-        <w:rPr>
-          <w:color w:val="1A2733"/>
-          <w:sz w:val="21"/>
-          <w:szCs w:val="21"/>
-        </w:rPr>
-        <w:t xml:space="preserve">My math evidence is ___.</w:t>
-      </w:r>
-      <w:r>
-        <w:rPr>
-          <w:i/>
-          <w:iCs/>
-          <w:color w:val="5F6F80"/>
-          <w:sz w:val="19"/>
-          <w:szCs w:val="19"/>
-        </w:rPr>
-        <w:br/>
-        <w:t xml:space="preserve">Mi evidencia matemática es ___.</w:t>
-      </w:r>
-    </w:p>
-    <w:p>
-      <w:pPr>
-        <w:spacing w:after="60"/>
-      </w:pPr>
-      <w:r>
-        <w:rPr>
-          <w:color w:val="1A2733"/>
-          <w:sz w:val="21"/>
-          <w:szCs w:val="21"/>
-        </w:rPr>
-        <w:t xml:space="preserve">This proves ___ because ___.</w:t>
-      </w:r>
-      <w:r>
-        <w:rPr>
-          <w:i/>
-          <w:iCs/>
-          <w:color w:val="5F6F80"/>
-          <w:sz w:val="19"/>
-          <w:szCs w:val="19"/>
-        </w:rPr>
-        <w:br/>
-        <w:t xml:space="preserve">Esto demuestra ___ porque ___.</w:t>
-      </w:r>
-    </w:p>
     <w:tbl>
       <w:tblPr>
         <w:tblW w:type="pct" w:w="100%"/>
@@ -2813,7 +2443,7 @@
           <w:sz w:val="24"/>
           <w:szCs w:val="24"/>
         </w:rPr>
-        <w:t xml:space="preserve">4. Check Your Explanation</w:t>
+        <w:t xml:space="preserve">Check Your Explanation</w:t>
       </w:r>
       <w:r>
         <w:rPr>
@@ -2823,7 +2453,7 @@
           <w:sz w:val="19"/>
           <w:szCs w:val="19"/>
         </w:rPr>
-        <w:t xml:space="preserve">   five quick checks</w:t>
+        <w:t xml:space="preserve">   three quick checks</w:t>
       </w:r>
     </w:p>
     <w:p>
@@ -2847,17 +2477,6 @@
         </w:rPr>
         <w:t xml:space="preserve">I answered the question.</w:t>
       </w:r>
-      <w:r>
-        <w:rPr>
-          <w:i/>
-          <w:iCs/>
-          <w:color w:val="5F6F80"/>
-          <w:sz w:val="18"/>
-          <w:szCs w:val="18"/>
-        </w:rPr>
-        <w:br/>
-        <w:t xml:space="preserve">Respondí la pregunta.</w:t>
-      </w:r>
     </w:p>
     <w:p>
       <w:pPr>
@@ -2878,18 +2497,7 @@
           <w:sz w:val="20"/>
           <w:szCs w:val="20"/>
         </w:rPr>
-        <w:t xml:space="preserve">I used math evidence: numbers, an equation, a model, or a comparison.</w:t>
-      </w:r>
-      <w:r>
-        <w:rPr>
-          <w:i/>
-          <w:iCs/>
-          <w:color w:val="5F6F80"/>
-          <w:sz w:val="18"/>
-          <w:szCs w:val="18"/>
-        </w:rPr>
-        <w:br/>
-        <w:t xml:space="preserve">Usé evidencia matemática: números, una ecuación, un modelo o una comparación.</w:t>
+        <w:t xml:space="preserve">I used math evidence: numbers, an equation, or a model.</w:t>
       </w:r>
     </w:p>
     <w:p>
@@ -2911,84 +2519,7 @@
           <w:sz w:val="20"/>
           <w:szCs w:val="20"/>
         </w:rPr>
-        <w:t xml:space="preserve">I explained how the evidence proves my answer.</w:t>
-      </w:r>
-      <w:r>
-        <w:rPr>
-          <w:i/>
-          <w:iCs/>
-          <w:color w:val="5F6F80"/>
-          <w:sz w:val="18"/>
-          <w:szCs w:val="18"/>
-        </w:rPr>
-        <w:br/>
-        <w:t xml:space="preserve">Expliqué cómo la evidencia demuestra mi respuesta.</w:t>
-      </w:r>
-    </w:p>
-    <w:p>
-      <w:pPr>
-        <w:spacing w:after="80"/>
-      </w:pPr>
-      <w:r>
-        <w:rPr>
-          <w:b/>
-          <w:bCs/>
-          <w:color w:val="1FA6A2"/>
-          <w:sz w:val="22"/>
-          <w:szCs w:val="22"/>
-        </w:rPr>
-        <w:t xml:space="preserve">☐  </w:t>
-      </w:r>
-      <w:r>
-        <w:rPr>
-          <w:sz w:val="20"/>
-          <w:szCs w:val="20"/>
-        </w:rPr>
         <w:t xml:space="preserve">I used at least two math words.</w:t>
-      </w:r>
-      <w:r>
-        <w:rPr>
-          <w:i/>
-          <w:iCs/>
-          <w:color w:val="5F6F80"/>
-          <w:sz w:val="18"/>
-          <w:szCs w:val="18"/>
-        </w:rPr>
-        <w:br/>
-        <w:t xml:space="preserve">Usé por lo menos dos palabras matemáticas.</w:t>
-      </w:r>
-    </w:p>
-    <w:p>
-      <w:pPr>
-        <w:spacing w:after="80"/>
-      </w:pPr>
-      <w:r>
-        <w:rPr>
-          <w:b/>
-          <w:bCs/>
-          <w:color w:val="1FA6A2"/>
-          <w:sz w:val="22"/>
-          <w:szCs w:val="22"/>
-        </w:rPr>
-        <w:t xml:space="preserve">☐  </w:t>
-      </w:r>
-      <w:r>
-        <w:rPr>
-          <w:sz w:val="20"/>
-          <w:szCs w:val="20"/>
-        </w:rPr>
-        <w:t xml:space="preserve">I reread complete sentences and punctuation.</w:t>
-      </w:r>
-      <w:r>
-        <w:rPr>
-          <w:i/>
-          <w:iCs/>
-          <w:color w:val="5F6F80"/>
-          <w:sz w:val="18"/>
-          <w:szCs w:val="18"/>
-        </w:rPr>
-        <w:br/>
-        <w:t xml:space="preserve">Volví a leer mis oraciones completas y la puntuación.</w:t>
       </w:r>
     </w:p>
     <w:p>
@@ -5807,7 +5338,7 @@
           <w:sz w:val="20"/>
           <w:szCs w:val="20"/>
         </w:rPr>
-        <w:t xml:space="preserve">☐  I answered the question.</w:t>
+        <w:t xml:space="preserve">☐  The answer to the math question is correct.</w:t>
       </w:r>
     </w:p>
     <w:p>
@@ -5819,7 +5350,7 @@
           <w:sz w:val="20"/>
           <w:szCs w:val="20"/>
         </w:rPr>
-        <w:t xml:space="preserve">☐  I used math evidence: numbers, an equation, a model, or a comparison.</w:t>
+        <w:t xml:space="preserve">☐  The evidence is real lesson mathematics (numbers, equation, or model), not restated claim.</w:t>
       </w:r>
     </w:p>
     <w:p>
@@ -5831,31 +5362,7 @@
           <w:sz w:val="20"/>
           <w:szCs w:val="20"/>
         </w:rPr>
-        <w:t xml:space="preserve">☐  I explained how the evidence proves my answer.</w:t>
-      </w:r>
-    </w:p>
-    <w:p>
-      <w:pPr>
-        <w:spacing w:after="80"/>
-      </w:pPr>
-      <w:r>
-        <w:rPr>
-          <w:sz w:val="20"/>
-          <w:szCs w:val="20"/>
-        </w:rPr>
-        <w:t xml:space="preserve">☐  I used at least two math words.</w:t>
-      </w:r>
-    </w:p>
-    <w:p>
-      <w:pPr>
-        <w:spacing w:after="80"/>
-      </w:pPr>
-      <w:r>
-        <w:rPr>
-          <w:sz w:val="20"/>
-          <w:szCs w:val="20"/>
-        </w:rPr>
-        <w:t xml:space="preserve">☐  I reread complete sentences and punctuation.</w:t>
+        <w:t xml:space="preserve">☐  The support level changed the language scaffolding, never the mathematical expectation.</w:t>
       </w:r>
     </w:p>
     <w:sectPr>
